--- a/docs/05_ECMAScript_실습_단계별_forStudent.docx
+++ b/docs/05_ECMAScript_실습_단계별_forStudent.docx
@@ -1805,17 +1805,7 @@
               <w:rPr/>
             </w:pPr>
             <w:r>
-              <w:rPr>
-                <w:sz w:val="18"/>
-                <w:szCs w:val="18"/>
-                <w:rtl w:val="0"/>
-              </w:rPr>
-              <w:t xml:space="preserve">서버 주소를 .env 로 분리하기</w:t>
-            </w:r>
-            <w:r>
-              <w:rPr>
-                <w:rtl w:val="0"/>
-              </w:rPr>
+              <w:t xml:space="preserve">서버 주소와 실행 모드를 .env 로 분리하기</w:t>
             </w:r>
           </w:p>
         </w:tc>
@@ -4876,72 +4866,7 @@
         <w:rPr/>
       </w:pPr>
       <w:r>
-        <w:rPr>
-          <w:b w:val="1"/>
-          <w:bCs w:val="1"/>
-          <w:color w:val="777777"/>
-          <w:sz w:val="17"/>
-          <w:szCs w:val="17"/>
-          <w:rtl w:val="0"/>
-        </w:rPr>
-        <w:t xml:space="preserve">파일  </w:t>
-      </w:r>
-      <w:r>
-        <w:rPr>
-          <w:rFonts w:ascii="Consolas" w:cs="Consolas" w:eastAsia="Consolas" w:hAnsi="Consolas"/>
-          <w:b w:val="1"/>
-          <w:bCs w:val="1"/>
-          <w:color w:val="1f3864"/>
-          <w:sz w:val="18"/>
-          <w:szCs w:val="18"/>
-          <w:rtl w:val="0"/>
-        </w:rPr>
-        <w:t xml:space="preserve">src/config.js</w:t>
-      </w:r>
-      <w:r>
-        <w:rPr>
-          <w:sz w:val="17"/>
-          <w:szCs w:val="17"/>
-          <w:rtl w:val="0"/>
-        </w:rPr>
-        <w:t xml:space="preserve">   </w:t>
-      </w:r>
-      <w:r>
-        <w:rPr>
-          <w:rFonts w:ascii="Consolas" w:cs="Consolas" w:eastAsia="Consolas" w:hAnsi="Consolas"/>
-          <w:b w:val="1"/>
-          <w:bCs w:val="1"/>
-          <w:color w:val="1f3864"/>
-          <w:sz w:val="18"/>
-          <w:szCs w:val="18"/>
-          <w:rtl w:val="0"/>
-        </w:rPr>
-        <w:t xml:space="preserve">.env.development</w:t>
-      </w:r>
-      <w:r>
-        <w:rPr>
-          <w:sz w:val="17"/>
-          <w:szCs w:val="17"/>
-          <w:rtl w:val="0"/>
-        </w:rPr>
-        <w:t xml:space="preserve">   </w:t>
-      </w:r>
-      <w:r>
-        <w:rPr>
-          <w:rFonts w:ascii="Consolas" w:cs="Consolas" w:eastAsia="Consolas" w:hAnsi="Consolas"/>
-          <w:b w:val="1"/>
-          <w:bCs w:val="1"/>
-          <w:color w:val="1f3864"/>
-          <w:sz w:val="18"/>
-          <w:szCs w:val="18"/>
-          <w:rtl w:val="0"/>
-        </w:rPr>
-        <w:t xml:space="preserve">.env.production</w:t>
-      </w:r>
-      <w:r>
-        <w:rPr>
-          <w:rtl w:val="0"/>
-        </w:rPr>
+        <w:t xml:space="preserve">파일  .env.development   .env.production   src/config.js   index.html   src/main.js   src/style.css</w:t>
       </w:r>
     </w:p>
     <w:p>
@@ -5121,27 +5046,69 @@
     <w:p>
       <w:pPr>
         <w:pBdr>
-          <w:left w:color="b7c3d4" w:space="6" w:sz="12" w:val="single"/>
-        </w:pBdr>
-        <w:shd w:fill="f2f4f7" w:val="clear"/>
-        <w:spacing w:after="160" w:before="60" w:line="250" w:lineRule="auto"/>
-        <w:ind w:left="180" w:right="180" w:firstLine="0"/>
-        <w:rPr/>
-      </w:pPr>
-      <w:r>
-        <w:rPr>
-          <w:rFonts w:ascii="Consolas" w:cs="Consolas" w:eastAsia="Consolas" w:hAnsi="Consolas"/>
-          <w:color w:val="0e7a34"/>
-          <w:sz w:val="17"/>
-          <w:szCs w:val="17"/>
-          <w:rtl w:val="0"/>
+          <w:left w:val="single" w:sz="12" w:space="6" w:color="B7C3D4"/>
+        </w:pBdr>
+        <w:shd w:val="clear" w:color="auto" w:fill="F2F4F7"/>
+        <w:spacing w:before="60" w:line="250" w:lineRule="auto"/>
+        <w:ind w:left="180" w:right="180"/>
+      </w:pPr>
+      <w:r>
+        <w:rPr>
+          <w:rFonts w:ascii="Consolas" w:eastAsia="Consolas" w:hAnsi="Consolas" w:cs="Consolas"/>
+          <w:sz w:val="17"/>
         </w:rPr>
         <w:t xml:space="preserve">VITE_API_BASE_URL=http://localhost:8080</w:t>
       </w:r>
-      <w:r>
-        <w:rPr>
-          <w:rtl w:val="0"/>
-        </w:rPr>
+    </w:p>
+    <w:p>
+      <w:pPr>
+        <w:pBdr>
+          <w:left w:val="single" w:sz="12" w:space="6" w:color="B7C3D4"/>
+        </w:pBdr>
+        <w:shd w:val="clear" w:color="auto" w:fill="F2F4F7"/>
+        <w:spacing w:line="250" w:lineRule="auto"/>
+        <w:ind w:left="180" w:right="180"/>
+      </w:pPr>
+      <w:r>
+        <w:rPr>
+          <w:rFonts w:ascii="Consolas" w:eastAsia="Consolas" w:hAnsi="Consolas" w:cs="Consolas"/>
+          <w:sz w:val="17"/>
+        </w:rPr>
+        <w:t xml:space="preserve"> </w:t>
+      </w:r>
+    </w:p>
+    <w:p>
+      <w:pPr>
+        <w:pBdr>
+          <w:left w:val="single" w:sz="12" w:space="6" w:color="B7C3D4"/>
+        </w:pBdr>
+        <w:shd w:val="clear" w:color="auto" w:fill="F2F4F7"/>
+        <w:spacing w:line="250" w:lineRule="auto"/>
+        <w:ind w:left="180" w:right="180"/>
+      </w:pPr>
+      <w:r>
+        <w:rPr>
+          <w:rFonts w:ascii="Consolas" w:eastAsia="Consolas" w:hAnsi="Consolas" w:cs="Consolas"/>
+          <w:sz w:val="17"/>
+        </w:rPr>
+        <w:t xml:space="preserve"># 지금 어느 모드로 도는지 화면에 보여 주기 위한 값</w:t>
+      </w:r>
+    </w:p>
+    <w:p>
+      <w:pPr>
+        <w:pBdr>
+          <w:left w:val="single" w:sz="12" w:space="6" w:color="B7C3D4"/>
+        </w:pBdr>
+        <w:shd w:val="clear" w:color="auto" w:fill="F2F4F7"/>
+        <w:spacing w:after="160" w:line="250" w:lineRule="auto"/>
+        <w:ind w:left="180" w:right="180"/>
+      </w:pPr>
+      <w:r>
+        <w:rPr>
+          <w:rFonts w:ascii="Consolas" w:eastAsia="Consolas" w:hAnsi="Consolas" w:cs="Consolas"/>
+          <w:sz w:val="17"/>
+        </w:rPr>
+        <w:t xml:space="preserve">VITE_MODE=TEST</w:t>
       </w:r>
     </w:p>
     <w:p>
@@ -5169,31 +5136,74 @@
     <w:p>
       <w:pPr>
         <w:pBdr>
-          <w:left w:color="b7c3d4" w:space="6" w:sz="12" w:val="single"/>
-        </w:pBdr>
-        <w:shd w:fill="f2f4f7" w:val="clear"/>
-        <w:spacing w:after="160" w:before="60" w:line="250" w:lineRule="auto"/>
-        <w:ind w:left="180" w:right="180" w:firstLine="0"/>
-        <w:rPr/>
-      </w:pPr>
-      <w:r>
-        <w:rPr>
-          <w:rFonts w:ascii="Consolas" w:cs="Consolas" w:eastAsia="Consolas" w:hAnsi="Consolas"/>
-          <w:color w:val="0e7a34"/>
-          <w:sz w:val="17"/>
-          <w:szCs w:val="17"/>
-          <w:rtl w:val="0"/>
+          <w:left w:val="single" w:sz="12" w:space="6" w:color="B7C3D4"/>
+        </w:pBdr>
+        <w:shd w:val="clear" w:color="auto" w:fill="F2F4F7"/>
+        <w:spacing w:before="60" w:line="250" w:lineRule="auto"/>
+        <w:ind w:left="180" w:right="180"/>
+      </w:pPr>
+      <w:r>
+        <w:rPr>
+          <w:rFonts w:ascii="Consolas" w:eastAsia="Consolas" w:hAnsi="Consolas" w:cs="Consolas"/>
+          <w:sz w:val="17"/>
         </w:rPr>
         <w:t xml:space="preserve">VITE_API_BASE_URL=https://api.myservice.com</w:t>
       </w:r>
-      <w:r>
-        <w:rPr>
-          <w:rtl w:val="0"/>
-        </w:rPr>
-      </w:r>
-    </w:p>
-    <w:p>
-      <w:pPr>
+    </w:p>
+    <w:p>
+      <w:pPr>
+        <w:pBdr>
+          <w:left w:val="single" w:sz="12" w:space="6" w:color="B7C3D4"/>
+        </w:pBdr>
+        <w:shd w:val="clear" w:color="auto" w:fill="F2F4F7"/>
+        <w:spacing w:line="250" w:lineRule="auto"/>
+        <w:ind w:left="180" w:right="180"/>
+      </w:pPr>
+      <w:r>
+        <w:rPr>
+          <w:rFonts w:ascii="Consolas" w:eastAsia="Consolas" w:hAnsi="Consolas" w:cs="Consolas"/>
+          <w:sz w:val="17"/>
+        </w:rPr>
+        <w:t xml:space="preserve"> </w:t>
+      </w:r>
+    </w:p>
+    <w:p>
+      <w:pPr>
+        <w:pBdr>
+          <w:left w:val="single" w:sz="12" w:space="6" w:color="B7C3D4"/>
+        </w:pBdr>
+        <w:shd w:val="clear" w:color="auto" w:fill="F2F4F7"/>
+        <w:spacing w:line="250" w:lineRule="auto"/>
+        <w:ind w:left="180" w:right="180"/>
+      </w:pPr>
+      <w:r>
+        <w:rPr>
+          <w:rFonts w:ascii="Consolas" w:eastAsia="Consolas" w:hAnsi="Consolas" w:cs="Consolas"/>
+          <w:sz w:val="17"/>
+        </w:rPr>
+        <w:t xml:space="preserve"># 지금 어느 모드로 도는지 화면에 보여 주기 위한 값</w:t>
+      </w:r>
+    </w:p>
+    <w:p>
+      <w:pPr>
+        <w:pBdr>
+          <w:left w:val="single" w:sz="12" w:space="6" w:color="B7C3D4"/>
+        </w:pBdr>
+        <w:shd w:val="clear" w:color="auto" w:fill="F2F4F7"/>
+        <w:spacing w:after="160" w:line="250" w:lineRule="auto"/>
+        <w:ind w:left="180" w:right="180"/>
+      </w:pPr>
+      <w:r>
+        <w:rPr>
+          <w:rFonts w:ascii="Consolas" w:eastAsia="Consolas" w:hAnsi="Consolas" w:cs="Consolas"/>
+          <w:sz w:val="17"/>
+        </w:rPr>
+        <w:t xml:space="preserve">VITE_MODE=PROD</w:t>
+      </w:r>
+    </w:p>
+    <w:p>
+      <w:pPr>
+        <w:pageBreakBefore/>
         <w:spacing w:after="100" w:before="200" w:lineRule="auto"/>
         <w:rPr/>
       </w:pPr>
@@ -5239,391 +5249,1198 @@
     <w:p>
       <w:pPr>
         <w:pBdr>
-          <w:left w:color="b7c3d4" w:space="6" w:sz="12" w:val="single"/>
-        </w:pBdr>
-        <w:shd w:fill="f2f4f7" w:val="clear"/>
+          <w:left w:val="single" w:sz="12" w:space="6" w:color="B7C3D4"/>
+        </w:pBdr>
+        <w:shd w:val="clear" w:color="auto" w:fill="F2F4F7"/>
         <w:spacing w:before="60" w:line="250" w:lineRule="auto"/>
-        <w:ind w:left="180" w:right="180" w:firstLine="0"/>
-        <w:rPr/>
-      </w:pPr>
-      <w:r>
-        <w:rPr>
-          <w:rFonts w:ascii="Consolas" w:cs="Consolas" w:eastAsia="Consolas" w:hAnsi="Consolas"/>
-          <w:color w:val="0e7a34"/>
-          <w:sz w:val="17"/>
-          <w:szCs w:val="17"/>
-          <w:rtl w:val="0"/>
+        <w:ind w:left="180" w:right="180"/>
+      </w:pPr>
+      <w:r>
+        <w:rPr>
+          <w:rFonts w:ascii="Consolas" w:eastAsia="Consolas" w:hAnsi="Consolas" w:cs="Consolas"/>
+          <w:sz w:val="17"/>
         </w:rPr>
         <w:t xml:space="preserve">// import.meta.env 는 Vite 가 .env 파일의 값을 넣어 주는 자리다.</w:t>
       </w:r>
-      <w:r>
-        <w:rPr>
-          <w:rtl w:val="0"/>
-        </w:rPr>
-      </w:r>
-    </w:p>
-    <w:p>
-      <w:pPr>
-        <w:pBdr>
-          <w:left w:color="b7c3d4" w:space="6" w:sz="12" w:val="single"/>
-        </w:pBdr>
-        <w:shd w:fill="f2f4f7" w:val="clear"/>
-        <w:spacing w:line="250" w:lineRule="auto"/>
-        <w:ind w:left="180" w:right="180" w:firstLine="0"/>
-        <w:rPr/>
-      </w:pPr>
-      <w:r>
-        <w:rPr>
-          <w:rFonts w:ascii="Consolas" w:cs="Consolas" w:eastAsia="Consolas" w:hAnsi="Consolas"/>
-          <w:color w:val="0e7a34"/>
-          <w:sz w:val="17"/>
-          <w:szCs w:val="17"/>
-          <w:rtl w:val="0"/>
+    </w:p>
+    <w:p>
+      <w:pPr>
+        <w:pBdr>
+          <w:left w:val="single" w:sz="12" w:space="6" w:color="B7C3D4"/>
+        </w:pBdr>
+        <w:shd w:val="clear" w:color="auto" w:fill="F2F4F7"/>
+        <w:spacing w:line="250" w:lineRule="auto"/>
+        <w:ind w:left="180" w:right="180"/>
+      </w:pPr>
+      <w:r>
+        <w:rPr>
+          <w:rFonts w:ascii="Consolas" w:eastAsia="Consolas" w:hAnsi="Consolas" w:cs="Consolas"/>
+          <w:sz w:val="17"/>
         </w:rPr>
         <w:t xml:space="preserve">//   ?.  왼쪽이 없으면(undefined) 멈추고 undefined 를 돌려준다.</w:t>
       </w:r>
-      <w:r>
-        <w:rPr>
-          <w:rtl w:val="0"/>
-        </w:rPr>
-      </w:r>
-    </w:p>
-    <w:p>
-      <w:pPr>
-        <w:pBdr>
-          <w:left w:color="b7c3d4" w:space="6" w:sz="12" w:val="single"/>
-        </w:pBdr>
-        <w:shd w:fill="f2f4f7" w:val="clear"/>
-        <w:spacing w:line="250" w:lineRule="auto"/>
-        <w:ind w:left="180" w:right="180" w:firstLine="0"/>
-        <w:rPr/>
-      </w:pPr>
-      <w:r>
-        <w:rPr>
-          <w:rFonts w:ascii="Consolas" w:cs="Consolas" w:eastAsia="Consolas" w:hAnsi="Consolas"/>
-          <w:color w:val="0e7a34"/>
-          <w:sz w:val="17"/>
-          <w:szCs w:val="17"/>
-          <w:rtl w:val="0"/>
+    </w:p>
+    <w:p>
+      <w:pPr>
+        <w:pBdr>
+          <w:left w:val="single" w:sz="12" w:space="6" w:color="B7C3D4"/>
+        </w:pBdr>
+        <w:shd w:val="clear" w:color="auto" w:fill="F2F4F7"/>
+        <w:spacing w:line="250" w:lineRule="auto"/>
+        <w:ind w:left="180" w:right="180"/>
+      </w:pPr>
+      <w:r>
+        <w:rPr>
+          <w:rFonts w:ascii="Consolas" w:eastAsia="Consolas" w:hAnsi="Consolas" w:cs="Consolas"/>
+          <w:sz w:val="17"/>
         </w:rPr>
         <w:t xml:space="preserve">//       Vite 없이 열었을 때 "Cannot read properties of undefined" 를 막는다.</w:t>
       </w:r>
-      <w:r>
-        <w:rPr>
-          <w:rtl w:val="0"/>
-        </w:rPr>
-      </w:r>
-    </w:p>
-    <w:p>
-      <w:pPr>
-        <w:pBdr>
-          <w:left w:color="b7c3d4" w:space="6" w:sz="12" w:val="single"/>
-        </w:pBdr>
-        <w:shd w:fill="f2f4f7" w:val="clear"/>
-        <w:spacing w:line="250" w:lineRule="auto"/>
-        <w:ind w:left="180" w:right="180" w:firstLine="0"/>
-        <w:rPr/>
-      </w:pPr>
-      <w:r>
-        <w:rPr>
-          <w:rFonts w:ascii="Consolas" w:cs="Consolas" w:eastAsia="Consolas" w:hAnsi="Consolas"/>
-          <w:color w:val="0e7a34"/>
-          <w:sz w:val="17"/>
-          <w:szCs w:val="17"/>
-          <w:rtl w:val="0"/>
+    </w:p>
+    <w:p>
+      <w:pPr>
+        <w:pBdr>
+          <w:left w:val="single" w:sz="12" w:space="6" w:color="B7C3D4"/>
+        </w:pBdr>
+        <w:shd w:val="clear" w:color="auto" w:fill="F2F4F7"/>
+        <w:spacing w:line="250" w:lineRule="auto"/>
+        <w:ind w:left="180" w:right="180"/>
+      </w:pPr>
+      <w:r>
+        <w:rPr>
+          <w:rFonts w:ascii="Consolas" w:eastAsia="Consolas" w:hAnsi="Consolas" w:cs="Consolas"/>
+          <w:sz w:val="17"/>
         </w:rPr>
         <w:t xml:space="preserve">//   ??  왼쪽이 null 이나 undefined 일 때만 오른쪽 값을 쓴다.</w:t>
       </w:r>
-      <w:r>
-        <w:rPr>
-          <w:rtl w:val="0"/>
-        </w:rPr>
-      </w:r>
-    </w:p>
-    <w:p>
-      <w:pPr>
-        <w:pBdr>
-          <w:left w:color="b7c3d4" w:space="6" w:sz="12" w:val="single"/>
-        </w:pBdr>
-        <w:shd w:fill="f2f4f7" w:val="clear"/>
-        <w:spacing w:line="250" w:lineRule="auto"/>
-        <w:ind w:left="180" w:right="180" w:firstLine="0"/>
-        <w:rPr/>
-      </w:pPr>
-      <w:r>
-        <w:rPr>
-          <w:rFonts w:ascii="Consolas" w:cs="Consolas" w:eastAsia="Consolas" w:hAnsi="Consolas"/>
-          <w:color w:val="0e7a34"/>
-          <w:sz w:val="17"/>
-          <w:szCs w:val="17"/>
-          <w:rtl w:val="0"/>
+    </w:p>
+    <w:p>
+      <w:pPr>
+        <w:pBdr>
+          <w:left w:val="single" w:sz="12" w:space="6" w:color="B7C3D4"/>
+        </w:pBdr>
+        <w:shd w:val="clear" w:color="auto" w:fill="F2F4F7"/>
+        <w:spacing w:line="250" w:lineRule="auto"/>
+        <w:ind w:left="180" w:right="180"/>
+      </w:pPr>
+      <w:r>
+        <w:rPr>
+          <w:rFonts w:ascii="Consolas" w:eastAsia="Consolas" w:hAnsi="Consolas" w:cs="Consolas"/>
+          <w:sz w:val="17"/>
         </w:rPr>
         <w:t xml:space="preserve">//       || 와 달리 빈 문자열("")과 0 은 그대로 살린다.</w:t>
       </w:r>
-      <w:r>
-        <w:rPr>
-          <w:rtl w:val="0"/>
-        </w:rPr>
-      </w:r>
-    </w:p>
-    <w:p>
-      <w:pPr>
-        <w:pBdr>
-          <w:left w:color="b7c3d4" w:space="6" w:sz="12" w:val="single"/>
-        </w:pBdr>
-        <w:shd w:fill="f2f4f7" w:val="clear"/>
-        <w:spacing w:line="250" w:lineRule="auto"/>
-        <w:ind w:left="180" w:right="180" w:firstLine="0"/>
-        <w:rPr/>
-      </w:pPr>
-      <w:r>
-        <w:rPr>
-          <w:rFonts w:ascii="Consolas" w:cs="Consolas" w:eastAsia="Consolas" w:hAnsi="Consolas"/>
-          <w:color w:val="0e7a34"/>
-          <w:sz w:val="17"/>
-          <w:szCs w:val="17"/>
-          <w:rtl w:val="0"/>
+    </w:p>
+    <w:p>
+      <w:pPr>
+        <w:pBdr>
+          <w:left w:val="single" w:sz="12" w:space="6" w:color="B7C3D4"/>
+        </w:pBdr>
+        <w:shd w:val="clear" w:color="auto" w:fill="F2F4F7"/>
+        <w:spacing w:line="250" w:lineRule="auto"/>
+        <w:ind w:left="180" w:right="180"/>
+      </w:pPr>
+      <w:r>
+        <w:rPr>
+          <w:rFonts w:ascii="Consolas" w:eastAsia="Consolas" w:hAnsi="Consolas" w:cs="Consolas"/>
+          <w:sz w:val="17"/>
         </w:rPr>
         <w:t xml:space="preserve">export const API_BASE_URL = import.meta.env?.VITE_API_BASE_URL ?? "http://localhost:8080";</w:t>
       </w:r>
-      <w:r>
-        <w:rPr>
-          <w:rtl w:val="0"/>
-        </w:rPr>
-      </w:r>
-    </w:p>
-    <w:p>
-      <w:pPr>
-        <w:pBdr>
-          <w:left w:color="b7c3d4" w:space="6" w:sz="12" w:val="single"/>
-        </w:pBdr>
-        <w:shd w:fill="f2f4f7" w:val="clear"/>
-        <w:spacing w:line="250" w:lineRule="auto"/>
-        <w:ind w:left="180" w:right="180" w:firstLine="0"/>
-        <w:rPr/>
-      </w:pPr>
-      <w:r>
-        <w:rPr>
-          <w:rFonts w:ascii="Consolas" w:cs="Consolas" w:eastAsia="Consolas" w:hAnsi="Consolas"/>
-          <w:color w:val="0e7a34"/>
-          <w:sz w:val="17"/>
-          <w:szCs w:val="17"/>
-          <w:rtl w:val="0"/>
+    </w:p>
+    <w:p>
+      <w:pPr>
+        <w:pBdr>
+          <w:left w:val="single" w:sz="12" w:space="6" w:color="B7C3D4"/>
+        </w:pBdr>
+        <w:shd w:val="clear" w:color="auto" w:fill="F2F4F7"/>
+        <w:spacing w:line="250" w:lineRule="auto"/>
+        <w:ind w:left="180" w:right="180"/>
+      </w:pPr>
+      <w:r>
+        <w:rPr>
+          <w:rFonts w:ascii="Consolas" w:eastAsia="Consolas" w:hAnsi="Consolas" w:cs="Consolas"/>
+          <w:sz w:val="17"/>
         </w:rPr>
         <w:t xml:space="preserve"> </w:t>
       </w:r>
-      <w:r>
-        <w:rPr>
-          <w:rtl w:val="0"/>
-        </w:rPr>
-      </w:r>
-    </w:p>
-    <w:p>
-      <w:pPr>
-        <w:pBdr>
-          <w:left w:color="b7c3d4" w:space="6" w:sz="12" w:val="single"/>
-        </w:pBdr>
-        <w:shd w:fill="f2f4f7" w:val="clear"/>
-        <w:spacing w:line="250" w:lineRule="auto"/>
-        <w:ind w:left="180" w:right="180" w:firstLine="0"/>
-        <w:rPr/>
-      </w:pPr>
-      <w:r>
-        <w:rPr>
-          <w:rFonts w:ascii="Consolas" w:cs="Consolas" w:eastAsia="Consolas" w:hAnsi="Consolas"/>
-          <w:color w:val="0e7a34"/>
-          <w:sz w:val="17"/>
-          <w:szCs w:val="17"/>
-          <w:rtl w:val="0"/>
+    </w:p>
+    <w:p>
+      <w:pPr>
+        <w:pBdr>
+          <w:left w:val="single" w:sz="12" w:space="6" w:color="B7C3D4"/>
+        </w:pBdr>
+        <w:shd w:val="clear" w:color="auto" w:fill="F2F4F7"/>
+        <w:spacing w:line="250" w:lineRule="auto"/>
+        <w:ind w:left="180" w:right="180"/>
+      </w:pPr>
+      <w:r>
+        <w:rPr>
+          <w:rFonts w:ascii="Consolas" w:eastAsia="Consolas" w:hAnsi="Consolas" w:cs="Consolas"/>
+          <w:sz w:val="17"/>
         </w:rPr>
         <w:t xml:space="preserve">// 백틱(`)으로 감싸면 ${ } 안에 값을 끼워 넣을 수 있다(템플릿 리터럴).</w:t>
       </w:r>
-      <w:r>
-        <w:rPr>
-          <w:rtl w:val="0"/>
-        </w:rPr>
-      </w:r>
-    </w:p>
-    <w:p>
-      <w:pPr>
-        <w:pBdr>
-          <w:left w:color="b7c3d4" w:space="6" w:sz="12" w:val="single"/>
-        </w:pBdr>
-        <w:shd w:fill="f2f4f7" w:val="clear"/>
-        <w:spacing w:line="250" w:lineRule="auto"/>
-        <w:ind w:left="180" w:right="180" w:firstLine="0"/>
-        <w:rPr/>
-      </w:pPr>
-      <w:r>
-        <w:rPr>
-          <w:rFonts w:ascii="Consolas" w:cs="Consolas" w:eastAsia="Consolas" w:hAnsi="Consolas"/>
-          <w:color w:val="0e7a34"/>
-          <w:sz w:val="17"/>
-          <w:szCs w:val="17"/>
-          <w:rtl w:val="0"/>
+    </w:p>
+    <w:p>
+      <w:pPr>
+        <w:pBdr>
+          <w:left w:val="single" w:sz="12" w:space="6" w:color="B7C3D4"/>
+        </w:pBdr>
+        <w:shd w:val="clear" w:color="auto" w:fill="F2F4F7"/>
+        <w:spacing w:line="250" w:lineRule="auto"/>
+        <w:ind w:left="180" w:right="180"/>
+      </w:pPr>
+      <w:r>
+        <w:rPr>
+          <w:rFonts w:ascii="Consolas" w:eastAsia="Consolas" w:hAnsi="Consolas" w:cs="Consolas"/>
+          <w:sz w:val="17"/>
         </w:rPr>
         <w:t xml:space="preserve">// 3부의 `${API_BASE_URL}/api/students` 를 매번 쓰던 것을 한 번만 만들어 둔다.</w:t>
       </w:r>
-      <w:r>
-        <w:rPr>
-          <w:rtl w:val="0"/>
-        </w:rPr>
-      </w:r>
-    </w:p>
-    <w:p>
-      <w:pPr>
-        <w:pBdr>
-          <w:left w:color="b7c3d4" w:space="6" w:sz="12" w:val="single"/>
-        </w:pBdr>
-        <w:shd w:fill="f2f4f7" w:val="clear"/>
-        <w:spacing w:line="250" w:lineRule="auto"/>
-        <w:ind w:left="180" w:right="180" w:firstLine="0"/>
-        <w:rPr/>
-      </w:pPr>
-      <w:r>
-        <w:rPr>
-          <w:rFonts w:ascii="Consolas" w:cs="Consolas" w:eastAsia="Consolas" w:hAnsi="Consolas"/>
-          <w:color w:val="0e7a34"/>
-          <w:sz w:val="17"/>
-          <w:szCs w:val="17"/>
-          <w:rtl w:val="0"/>
+    </w:p>
+    <w:p>
+      <w:pPr>
+        <w:pBdr>
+          <w:left w:val="single" w:sz="12" w:space="6" w:color="B7C3D4"/>
+        </w:pBdr>
+        <w:shd w:val="clear" w:color="auto" w:fill="F2F4F7"/>
+        <w:spacing w:line="250" w:lineRule="auto"/>
+        <w:ind w:left="180" w:right="180"/>
+      </w:pPr>
+      <w:r>
+        <w:rPr>
+          <w:rFonts w:ascii="Consolas" w:eastAsia="Consolas" w:hAnsi="Consolas" w:cs="Consolas"/>
+          <w:sz w:val="17"/>
         </w:rPr>
         <w:t xml:space="preserve">export const STUDENTS_URL = `${API_BASE_URL}/api/students`;</w:t>
       </w:r>
-      <w:r>
-        <w:rPr>
-          <w:rtl w:val="0"/>
-        </w:rPr>
-      </w:r>
-    </w:p>
-    <w:p>
-      <w:pPr>
-        <w:pBdr>
-          <w:left w:color="b7c3d4" w:space="6" w:sz="12" w:val="single"/>
-        </w:pBdr>
-        <w:shd w:fill="f2f4f7" w:val="clear"/>
-        <w:spacing w:line="250" w:lineRule="auto"/>
-        <w:ind w:left="180" w:right="180" w:firstLine="0"/>
-        <w:rPr/>
-      </w:pPr>
-      <w:r>
-        <w:rPr>
-          <w:rFonts w:ascii="Consolas" w:cs="Consolas" w:eastAsia="Consolas" w:hAnsi="Consolas"/>
-          <w:color w:val="0e7a34"/>
-          <w:sz w:val="17"/>
-          <w:szCs w:val="17"/>
-          <w:rtl w:val="0"/>
+    </w:p>
+    <w:p>
+      <w:pPr>
+        <w:pBdr>
+          <w:left w:val="single" w:sz="12" w:space="6" w:color="B7C3D4"/>
+        </w:pBdr>
+        <w:shd w:val="clear" w:color="auto" w:fill="F2F4F7"/>
+        <w:spacing w:line="250" w:lineRule="auto"/>
+        <w:ind w:left="180" w:right="180"/>
+      </w:pPr>
+      <w:r>
+        <w:rPr>
+          <w:rFonts w:ascii="Consolas" w:eastAsia="Consolas" w:hAnsi="Consolas" w:cs="Consolas"/>
+          <w:sz w:val="17"/>
         </w:rPr>
         <w:t xml:space="preserve"> </w:t>
       </w:r>
-      <w:r>
-        <w:rPr>
-          <w:rtl w:val="0"/>
-        </w:rPr>
-      </w:r>
-    </w:p>
-    <w:p>
-      <w:pPr>
-        <w:pBdr>
-          <w:left w:color="b7c3d4" w:space="6" w:sz="12" w:val="single"/>
-        </w:pBdr>
-        <w:shd w:fill="f2f4f7" w:val="clear"/>
-        <w:spacing w:line="250" w:lineRule="auto"/>
-        <w:ind w:left="180" w:right="180" w:firstLine="0"/>
-        <w:rPr/>
-      </w:pPr>
-      <w:r>
-        <w:rPr>
-          <w:rFonts w:ascii="Consolas" w:cs="Consolas" w:eastAsia="Consolas" w:hAnsi="Consolas"/>
-          <w:color w:val="0e7a34"/>
-          <w:sz w:val="17"/>
-          <w:szCs w:val="17"/>
-          <w:rtl w:val="0"/>
+    </w:p>
+    <w:p>
+      <w:pPr>
+        <w:pBdr>
+          <w:left w:val="single" w:sz="12" w:space="6" w:color="B7C3D4"/>
+        </w:pBdr>
+        <w:shd w:val="clear" w:color="auto" w:fill="F2F4F7"/>
+        <w:spacing w:line="250" w:lineRule="auto"/>
+        <w:ind w:left="180" w:right="180"/>
+      </w:pPr>
+      <w:r>
+        <w:rPr>
+          <w:rFonts w:ascii="Consolas" w:eastAsia="Consolas" w:hAnsi="Consolas" w:cs="Consolas"/>
+          <w:sz w:val="17"/>
         </w:rPr>
         <w:t xml:space="preserve">// POST 와 PUT 에서 똑같이 쓰던 헤더. 3부에서는 함수마다 적어 두었다.</w:t>
       </w:r>
-      <w:r>
-        <w:rPr>
-          <w:rtl w:val="0"/>
-        </w:rPr>
-      </w:r>
-    </w:p>
-    <w:p>
-      <w:pPr>
-        <w:pBdr>
-          <w:left w:color="b7c3d4" w:space="6" w:sz="12" w:val="single"/>
-        </w:pBdr>
-        <w:shd w:fill="f2f4f7" w:val="clear"/>
-        <w:spacing w:line="250" w:lineRule="auto"/>
-        <w:ind w:left="180" w:right="180" w:firstLine="0"/>
-        <w:rPr/>
-      </w:pPr>
-      <w:r>
-        <w:rPr>
-          <w:rFonts w:ascii="Consolas" w:cs="Consolas" w:eastAsia="Consolas" w:hAnsi="Consolas"/>
-          <w:color w:val="0e7a34"/>
-          <w:sz w:val="17"/>
-          <w:szCs w:val="17"/>
-          <w:rtl w:val="0"/>
+    </w:p>
+    <w:p>
+      <w:pPr>
+        <w:pBdr>
+          <w:left w:val="single" w:sz="12" w:space="6" w:color="B7C3D4"/>
+        </w:pBdr>
+        <w:shd w:val="clear" w:color="auto" w:fill="F2F4F7"/>
+        <w:spacing w:line="250" w:lineRule="auto"/>
+        <w:ind w:left="180" w:right="180"/>
+      </w:pPr>
+      <w:r>
+        <w:rPr>
+          <w:rFonts w:ascii="Consolas" w:eastAsia="Consolas" w:hAnsi="Consolas" w:cs="Consolas"/>
+          <w:sz w:val="17"/>
         </w:rPr>
         <w:t xml:space="preserve">export const JSON_HEADERS = {</w:t>
       </w:r>
-      <w:r>
-        <w:rPr>
-          <w:rtl w:val="0"/>
-        </w:rPr>
-      </w:r>
-    </w:p>
-    <w:p>
-      <w:pPr>
-        <w:pBdr>
-          <w:left w:color="b7c3d4" w:space="6" w:sz="12" w:val="single"/>
-        </w:pBdr>
-        <w:shd w:fill="f2f4f7" w:val="clear"/>
-        <w:spacing w:line="250" w:lineRule="auto"/>
-        <w:ind w:left="180" w:right="180" w:firstLine="0"/>
-        <w:rPr/>
-      </w:pPr>
-      <w:r>
-        <w:rPr>
-          <w:rFonts w:ascii="Consolas" w:cs="Consolas" w:eastAsia="Consolas" w:hAnsi="Consolas"/>
-          <w:color w:val="0e7a34"/>
-          <w:sz w:val="17"/>
-          <w:szCs w:val="17"/>
-          <w:rtl w:val="0"/>
+    </w:p>
+    <w:p>
+      <w:pPr>
+        <w:pBdr>
+          <w:left w:val="single" w:sz="12" w:space="6" w:color="B7C3D4"/>
+        </w:pBdr>
+        <w:shd w:val="clear" w:color="auto" w:fill="F2F4F7"/>
+        <w:spacing w:line="250" w:lineRule="auto"/>
+        <w:ind w:left="180" w:right="180"/>
+      </w:pPr>
+      <w:r>
+        <w:rPr>
+          <w:rFonts w:ascii="Consolas" w:eastAsia="Consolas" w:hAnsi="Consolas" w:cs="Consolas"/>
+          <w:sz w:val="17"/>
         </w:rPr>
         <w:t xml:space="preserve">    "Content-Type": "application/json",</w:t>
       </w:r>
-      <w:r>
-        <w:rPr>
-          <w:rtl w:val="0"/>
-        </w:rPr>
-      </w:r>
-    </w:p>
-    <w:p>
-      <w:pPr>
-        <w:pBdr>
-          <w:left w:color="b7c3d4" w:space="6" w:sz="12" w:val="single"/>
-        </w:pBdr>
-        <w:shd w:fill="f2f4f7" w:val="clear"/>
+    </w:p>
+    <w:p>
+      <w:pPr>
+        <w:pBdr>
+          <w:left w:val="single" w:sz="12" w:space="6" w:color="B7C3D4"/>
+        </w:pBdr>
+        <w:shd w:val="clear" w:color="auto" w:fill="F2F4F7"/>
+        <w:spacing w:line="250" w:lineRule="auto"/>
+        <w:ind w:left="180" w:right="180"/>
+      </w:pPr>
+      <w:r>
+        <w:rPr>
+          <w:rFonts w:ascii="Consolas" w:eastAsia="Consolas" w:hAnsi="Consolas" w:cs="Consolas"/>
+          <w:sz w:val="17"/>
+        </w:rPr>
+        <w:t xml:space="preserve">};</w:t>
+      </w:r>
+    </w:p>
+    <w:p>
+      <w:pPr>
+        <w:pBdr>
+          <w:left w:val="single" w:sz="12" w:space="6" w:color="B7C3D4"/>
+        </w:pBdr>
+        <w:shd w:val="clear" w:color="auto" w:fill="F2F4F7"/>
+        <w:spacing w:line="250" w:lineRule="auto"/>
+        <w:ind w:left="180" w:right="180"/>
+      </w:pPr>
+      <w:r>
+        <w:rPr>
+          <w:rFonts w:ascii="Consolas" w:eastAsia="Consolas" w:hAnsi="Consolas" w:cs="Consolas"/>
+          <w:sz w:val="17"/>
+        </w:rPr>
+        <w:t xml:space="preserve"> </w:t>
+      </w:r>
+    </w:p>
+    <w:p>
+      <w:pPr>
+        <w:pBdr>
+          <w:left w:val="single" w:sz="12" w:space="6" w:color="B7C3D4"/>
+        </w:pBdr>
+        <w:shd w:val="clear" w:color="auto" w:fill="F2F4F7"/>
+        <w:spacing w:line="250" w:lineRule="auto"/>
+        <w:ind w:left="180" w:right="180"/>
+      </w:pPr>
+      <w:r>
+        <w:rPr>
+          <w:rFonts w:ascii="Consolas" w:eastAsia="Consolas" w:hAnsi="Consolas" w:cs="Consolas"/>
+          <w:sz w:val="17"/>
+        </w:rPr>
+        <w:t xml:space="preserve">// 지금 테스트 모드인지 운영 모드인지.</w:t>
+      </w:r>
+    </w:p>
+    <w:p>
+      <w:pPr>
+        <w:pBdr>
+          <w:left w:val="single" w:sz="12" w:space="6" w:color="B7C3D4"/>
+        </w:pBdr>
+        <w:shd w:val="clear" w:color="auto" w:fill="F2F4F7"/>
+        <w:spacing w:line="250" w:lineRule="auto"/>
+        <w:ind w:left="180" w:right="180"/>
+      </w:pPr>
+      <w:r>
+        <w:rPr>
+          <w:rFonts w:ascii="Consolas" w:eastAsia="Consolas" w:hAnsi="Consolas" w:cs="Consolas"/>
+          <w:sz w:val="17"/>
+        </w:rPr>
+        <w:t xml:space="preserve">//   npm run dev   → .env.development 를 읽어 "TEST"</w:t>
+      </w:r>
+    </w:p>
+    <w:p>
+      <w:pPr>
+        <w:pBdr>
+          <w:left w:val="single" w:sz="12" w:space="6" w:color="B7C3D4"/>
+        </w:pBdr>
+        <w:shd w:val="clear" w:color="auto" w:fill="F2F4F7"/>
+        <w:spacing w:line="250" w:lineRule="auto"/>
+        <w:ind w:left="180" w:right="180"/>
+      </w:pPr>
+      <w:r>
+        <w:rPr>
+          <w:rFonts w:ascii="Consolas" w:eastAsia="Consolas" w:hAnsi="Consolas" w:cs="Consolas"/>
+          <w:sz w:val="17"/>
+        </w:rPr>
+        <w:t xml:space="preserve">//   npm run build → .env.production 을 읽어 "PROD"</w:t>
+      </w:r>
+    </w:p>
+    <w:p>
+      <w:pPr>
+        <w:pBdr>
+          <w:left w:val="single" w:sz="12" w:space="6" w:color="B7C3D4"/>
+        </w:pBdr>
+        <w:shd w:val="clear" w:color="auto" w:fill="F2F4F7"/>
+        <w:spacing w:line="250" w:lineRule="auto"/>
+        <w:ind w:left="180" w:right="180"/>
+      </w:pPr>
+      <w:r>
+        <w:rPr>
+          <w:rFonts w:ascii="Consolas" w:eastAsia="Consolas" w:hAnsi="Consolas" w:cs="Consolas"/>
+          <w:sz w:val="17"/>
+        </w:rPr>
+        <w:t xml:space="preserve">// .env 파일이 없을 때를 대비해 기본값을 "TEST" 로 둔다.</w:t>
+      </w:r>
+    </w:p>
+    <w:p>
+      <w:pPr>
+        <w:pBdr>
+          <w:left w:val="single" w:sz="12" w:space="6" w:color="B7C3D4"/>
+        </w:pBdr>
+        <w:shd w:val="clear" w:color="auto" w:fill="F2F4F7"/>
+        <w:spacing w:line="250" w:lineRule="auto"/>
+        <w:ind w:left="180" w:right="180"/>
+      </w:pPr>
+      <w:r>
+        <w:rPr>
+          <w:rFonts w:ascii="Consolas" w:eastAsia="Consolas" w:hAnsi="Consolas" w:cs="Consolas"/>
+          <w:sz w:val="17"/>
+        </w:rPr>
+        <w:t xml:space="preserve">// 운영 화면에 실수로 TEST 가 뜨는 편이, 테스트 화면에 PROD 가 뜨는 것보다 안전하다.</w:t>
+      </w:r>
+    </w:p>
+    <w:p>
+      <w:pPr>
+        <w:pBdr>
+          <w:left w:val="single" w:sz="12" w:space="6" w:color="B7C3D4"/>
+        </w:pBdr>
+        <w:shd w:val="clear" w:color="auto" w:fill="F2F4F7"/>
         <w:spacing w:after="160" w:line="250" w:lineRule="auto"/>
-        <w:ind w:left="180" w:right="180" w:firstLine="0"/>
-        <w:rPr/>
-      </w:pPr>
-      <w:r>
-        <w:rPr>
-          <w:rFonts w:ascii="Consolas" w:cs="Consolas" w:eastAsia="Consolas" w:hAnsi="Consolas"/>
-          <w:color w:val="0e7a34"/>
-          <w:sz w:val="17"/>
-          <w:szCs w:val="17"/>
-          <w:rtl w:val="0"/>
-        </w:rPr>
-        <w:t xml:space="preserve">};</w:t>
-      </w:r>
-      <w:r>
-        <w:rPr>
-          <w:rtl w:val="0"/>
-        </w:rPr>
+        <w:ind w:left="180" w:right="180"/>
+      </w:pPr>
+      <w:r>
+        <w:rPr>
+          <w:rFonts w:ascii="Consolas" w:eastAsia="Consolas" w:hAnsi="Consolas" w:cs="Consolas"/>
+          <w:sz w:val="17"/>
+        </w:rPr>
+        <w:t xml:space="preserve">export const APP_MODE = import.meta.env?.VITE_MODE ?? "TEST";</w:t>
+      </w:r>
+    </w:p>
+    <w:p>
+      <w:pPr>
+        <w:spacing w:before="200" w:after="100"/>
+      </w:pPr>
+      <w:r>
+        <w:rPr>
+          <w:b/>
+          <w:color w:val="333333"/>
+          <w:sz w:val="21"/>
+        </w:rPr>
+        <w:t>4) 제목 옆에 모드 표시하기</w:t>
+      </w:r>
+    </w:p>
+    <w:p>
+      <w:pPr>
+        <w:spacing w:after="80"/>
+      </w:pPr>
+      <w:r>
+        <w:t>값을 하나 더 두었으니 화면에 써 봅니다. 지금 보고 있는 화면이 테스트인지 운영인지 한눈에 알 수 있으면, 개발 중인 줄 알고 운영 데이터를 지우는 사고를 막을 수 있습니다.</w:t>
+      </w:r>
+    </w:p>
+    <w:p>
+      <w:pPr>
+        <w:spacing w:before="140"/>
+      </w:pPr>
+      <w:r>
+        <w:rPr>
+          <w:b/>
+          <w:color w:val="666666"/>
+          <w:sz w:val="17"/>
+        </w:rPr>
+        <w:t xml:space="preserve">▶ </w:t>
+      </w:r>
+      <w:r>
+        <w:rPr>
+          <w:b/>
+          <w:color w:val="666666"/>
+          <w:sz w:val="17"/>
+        </w:rPr>
+        <w:t xml:space="preserve">index.html — 제목에 자리 하나를 만든다</w:t>
+      </w:r>
+    </w:p>
+    <w:p>
+      <w:pPr>
+        <w:pBdr>
+          <w:left w:val="single" w:sz="12" w:space="6" w:color="B7C3D4"/>
+        </w:pBdr>
+        <w:shd w:val="clear" w:color="auto" w:fill="F2F4F7"/>
+        <w:spacing w:before="60" w:line="250" w:lineRule="auto"/>
+        <w:ind w:left="180" w:right="180"/>
+      </w:pPr>
+      <w:r>
+        <w:rPr>
+          <w:rFonts w:ascii="Consolas" w:eastAsia="Consolas" w:hAnsi="Consolas" w:cs="Consolas"/>
+          <w:sz w:val="17"/>
+        </w:rPr>
+        <w:t xml:space="preserve">&lt;h1&gt;학생 관리 시스템 &lt;span id="appMode" class="app-mode"&gt;&lt;/span&gt;&lt;/h1&gt;</w:t>
+      </w:r>
+    </w:p>
+    <w:p>
+      <w:pPr>
+        <w:spacing w:after="80"/>
+      </w:pPr>
+      <w:r>
+        <w:t>빈 span 입니다. 안에 들어갈 글자는 JavaScript 가 넣습니다.</w:t>
+      </w:r>
+    </w:p>
+    <w:p>
+      <w:pPr>
+        <w:spacing w:before="140"/>
+      </w:pPr>
+      <w:r>
+        <w:rPr>
+          <w:b/>
+          <w:color w:val="666666"/>
+          <w:sz w:val="17"/>
+        </w:rPr>
+        <w:t xml:space="preserve">▶ src/main.js — 모드 표시 코드 추가</w:t>
+      </w:r>
+    </w:p>
+    <w:p>
+      <w:pPr>
+        <w:pBdr>
+          <w:left w:val="single" w:sz="12" w:space="6" w:color="B7C3D4"/>
+        </w:pBdr>
+        <w:shd w:val="clear" w:color="auto" w:fill="F2F4F7"/>
+        <w:spacing w:before="60" w:line="250" w:lineRule="auto"/>
+        <w:ind w:left="180" w:right="180"/>
+      </w:pPr>
+      <w:r>
+        <w:rPr>
+          <w:rFonts w:ascii="Consolas" w:eastAsia="Consolas" w:hAnsi="Consolas" w:cs="Consolas"/>
+          <w:sz w:val="17"/>
+        </w:rPr>
+        <w:t xml:space="preserve">// 지금 어느 모드로 도는지 (TEST / PROD)</w:t>
+      </w:r>
+    </w:p>
+    <w:p>
+      <w:pPr>
+        <w:pBdr>
+          <w:left w:val="single" w:sz="12" w:space="6" w:color="B7C3D4"/>
+        </w:pBdr>
+        <w:shd w:val="clear" w:color="auto" w:fill="F2F4F7"/>
+        <w:spacing w:line="250" w:lineRule="auto"/>
+        <w:ind w:left="180" w:right="180"/>
+      </w:pPr>
+      <w:r>
+        <w:rPr>
+          <w:rFonts w:ascii="Consolas" w:eastAsia="Consolas" w:hAnsi="Consolas" w:cs="Consolas"/>
+          <w:sz w:val="17"/>
+        </w:rPr>
+        <w:t xml:space="preserve">import { APP_MODE } from "./config.js";</w:t>
+      </w:r>
+    </w:p>
+    <w:p>
+      <w:pPr>
+        <w:pBdr>
+          <w:left w:val="single" w:sz="12" w:space="6" w:color="B7C3D4"/>
+        </w:pBdr>
+        <w:shd w:val="clear" w:color="auto" w:fill="F2F4F7"/>
+        <w:spacing w:line="250" w:lineRule="auto"/>
+        <w:ind w:left="180" w:right="180"/>
+      </w:pPr>
+      <w:r>
+        <w:rPr>
+          <w:rFonts w:ascii="Consolas" w:eastAsia="Consolas" w:hAnsi="Consolas" w:cs="Consolas"/>
+          <w:sz w:val="17"/>
+        </w:rPr>
+        <w:t xml:space="preserve"> </w:t>
+      </w:r>
+    </w:p>
+    <w:p>
+      <w:pPr>
+        <w:pBdr>
+          <w:left w:val="single" w:sz="12" w:space="6" w:color="B7C3D4"/>
+        </w:pBdr>
+        <w:shd w:val="clear" w:color="auto" w:fill="F2F4F7"/>
+        <w:spacing w:line="250" w:lineRule="auto"/>
+        <w:ind w:left="180" w:right="180"/>
+      </w:pPr>
+      <w:r>
+        <w:rPr>
+          <w:rFonts w:ascii="Consolas" w:eastAsia="Consolas" w:hAnsi="Consolas" w:cs="Consolas"/>
+          <w:sz w:val="17"/>
+        </w:rPr>
+        <w:t xml:space="preserve">// ... 다른 import 와 editingStudentId 선언은 그대로 둔다 ...</w:t>
+      </w:r>
+    </w:p>
+    <w:p>
+      <w:pPr>
+        <w:pBdr>
+          <w:left w:val="single" w:sz="12" w:space="6" w:color="B7C3D4"/>
+        </w:pBdr>
+        <w:shd w:val="clear" w:color="auto" w:fill="F2F4F7"/>
+        <w:spacing w:line="250" w:lineRule="auto"/>
+        <w:ind w:left="180" w:right="180"/>
+      </w:pPr>
+      <w:r>
+        <w:rPr>
+          <w:rFonts w:ascii="Consolas" w:eastAsia="Consolas" w:hAnsi="Consolas" w:cs="Consolas"/>
+          <w:sz w:val="17"/>
+        </w:rPr>
+        <w:t xml:space="preserve"> </w:t>
+      </w:r>
+    </w:p>
+    <w:p>
+      <w:pPr>
+        <w:pBdr>
+          <w:left w:val="single" w:sz="12" w:space="6" w:color="B7C3D4"/>
+        </w:pBdr>
+        <w:shd w:val="clear" w:color="auto" w:fill="F2F4F7"/>
+        <w:spacing w:line="250" w:lineRule="auto"/>
+        <w:ind w:left="180" w:right="180"/>
+      </w:pPr>
+      <w:r>
+        <w:rPr>
+          <w:rFonts w:ascii="Consolas" w:eastAsia="Consolas" w:hAnsi="Consolas" w:cs="Consolas"/>
+          <w:sz w:val="17"/>
+        </w:rPr>
+        <w:t xml:space="preserve">/* ── 모드 표시 ──────────────────────────────────────────── */</w:t>
+      </w:r>
+    </w:p>
+    <w:p>
+      <w:pPr>
+        <w:pBdr>
+          <w:left w:val="single" w:sz="12" w:space="6" w:color="B7C3D4"/>
+        </w:pBdr>
+        <w:shd w:val="clear" w:color="auto" w:fill="F2F4F7"/>
+        <w:spacing w:line="250" w:lineRule="auto"/>
+        <w:ind w:left="180" w:right="180"/>
+      </w:pPr>
+      <w:r>
+        <w:rPr>
+          <w:rFonts w:ascii="Consolas" w:eastAsia="Consolas" w:hAnsi="Consolas" w:cs="Consolas"/>
+          <w:sz w:val="17"/>
+        </w:rPr>
+        <w:t xml:space="preserve"> </w:t>
+      </w:r>
+    </w:p>
+    <w:p>
+      <w:pPr>
+        <w:pBdr>
+          <w:left w:val="single" w:sz="12" w:space="6" w:color="B7C3D4"/>
+        </w:pBdr>
+        <w:shd w:val="clear" w:color="auto" w:fill="F2F4F7"/>
+        <w:spacing w:line="250" w:lineRule="auto"/>
+        <w:ind w:left="180" w:right="180"/>
+      </w:pPr>
+      <w:r>
+        <w:rPr>
+          <w:rFonts w:ascii="Consolas" w:eastAsia="Consolas" w:hAnsi="Consolas" w:cs="Consolas"/>
+          <w:sz w:val="17"/>
+        </w:rPr>
+        <w:t xml:space="preserve">// 제목 옆에 TEST 또는 PROD 를 적는다.</w:t>
+      </w:r>
+    </w:p>
+    <w:p>
+      <w:pPr>
+        <w:pBdr>
+          <w:left w:val="single" w:sz="12" w:space="6" w:color="B7C3D4"/>
+        </w:pBdr>
+        <w:shd w:val="clear" w:color="auto" w:fill="F2F4F7"/>
+        <w:spacing w:line="250" w:lineRule="auto"/>
+        <w:ind w:left="180" w:right="180"/>
+      </w:pPr>
+      <w:r>
+        <w:rPr>
+          <w:rFonts w:ascii="Consolas" w:eastAsia="Consolas" w:hAnsi="Consolas" w:cs="Consolas"/>
+          <w:sz w:val="17"/>
+        </w:rPr>
+        <w:t xml:space="preserve">// 값은 .env 파일에서 오고, Vite 가 빌드할 때 넣어 준다.</w:t>
+      </w:r>
+    </w:p>
+    <w:p>
+      <w:pPr>
+        <w:pBdr>
+          <w:left w:val="single" w:sz="12" w:space="6" w:color="B7C3D4"/>
+        </w:pBdr>
+        <w:shd w:val="clear" w:color="auto" w:fill="F2F4F7"/>
+        <w:spacing w:line="250" w:lineRule="auto"/>
+        <w:ind w:left="180" w:right="180"/>
+      </w:pPr>
+      <w:r>
+        <w:rPr>
+          <w:rFonts w:ascii="Consolas" w:eastAsia="Consolas" w:hAnsi="Consolas" w:cs="Consolas"/>
+          <w:sz w:val="17"/>
+        </w:rPr>
+        <w:t xml:space="preserve">const appModeBadge = document.getElementById("appMode");</w:t>
+      </w:r>
+    </w:p>
+    <w:p>
+      <w:pPr>
+        <w:pBdr>
+          <w:left w:val="single" w:sz="12" w:space="6" w:color="B7C3D4"/>
+        </w:pBdr>
+        <w:shd w:val="clear" w:color="auto" w:fill="F2F4F7"/>
+        <w:spacing w:line="250" w:lineRule="auto"/>
+        <w:ind w:left="180" w:right="180"/>
+      </w:pPr>
+      <w:r>
+        <w:rPr>
+          <w:rFonts w:ascii="Consolas" w:eastAsia="Consolas" w:hAnsi="Consolas" w:cs="Consolas"/>
+          <w:sz w:val="17"/>
+        </w:rPr>
+        <w:t xml:space="preserve">appModeBadge.textContent = APP_MODE;</w:t>
+      </w:r>
+    </w:p>
+    <w:p>
+      <w:pPr>
+        <w:pBdr>
+          <w:left w:val="single" w:sz="12" w:space="6" w:color="B7C3D4"/>
+        </w:pBdr>
+        <w:shd w:val="clear" w:color="auto" w:fill="F2F4F7"/>
+        <w:spacing w:line="250" w:lineRule="auto"/>
+        <w:ind w:left="180" w:right="180"/>
+      </w:pPr>
+      <w:r>
+        <w:rPr>
+          <w:rFonts w:ascii="Consolas" w:eastAsia="Consolas" w:hAnsi="Consolas" w:cs="Consolas"/>
+          <w:sz w:val="17"/>
+        </w:rPr>
+        <w:t xml:space="preserve"> </w:t>
+      </w:r>
+    </w:p>
+    <w:p>
+      <w:pPr>
+        <w:pBdr>
+          <w:left w:val="single" w:sz="12" w:space="6" w:color="B7C3D4"/>
+        </w:pBdr>
+        <w:shd w:val="clear" w:color="auto" w:fill="F2F4F7"/>
+        <w:spacing w:line="250" w:lineRule="auto"/>
+        <w:ind w:left="180" w:right="180"/>
+      </w:pPr>
+      <w:r>
+        <w:rPr>
+          <w:rFonts w:ascii="Consolas" w:eastAsia="Consolas" w:hAnsi="Consolas" w:cs="Consolas"/>
+          <w:sz w:val="17"/>
+        </w:rPr>
+        <w:t xml:space="preserve">// 모드에 따라 색을 다르게 한다. classList.add 로 클래스를 하나 더 붙인다.</w:t>
+      </w:r>
+    </w:p>
+    <w:p>
+      <w:pPr>
+        <w:pBdr>
+          <w:left w:val="single" w:sz="12" w:space="6" w:color="B7C3D4"/>
+        </w:pBdr>
+        <w:shd w:val="clear" w:color="auto" w:fill="F2F4F7"/>
+        <w:spacing w:line="250" w:lineRule="auto"/>
+        <w:ind w:left="180" w:right="180"/>
+      </w:pPr>
+      <w:r>
+        <w:rPr>
+          <w:rFonts w:ascii="Consolas" w:eastAsia="Consolas" w:hAnsi="Consolas" w:cs="Consolas"/>
+          <w:sz w:val="17"/>
+        </w:rPr>
+        <w:t xml:space="preserve">if (APP_MODE === "PROD") {</w:t>
+      </w:r>
+    </w:p>
+    <w:p>
+      <w:pPr>
+        <w:pBdr>
+          <w:left w:val="single" w:sz="12" w:space="6" w:color="B7C3D4"/>
+        </w:pBdr>
+        <w:shd w:val="clear" w:color="auto" w:fill="F2F4F7"/>
+        <w:spacing w:line="250" w:lineRule="auto"/>
+        <w:ind w:left="180" w:right="180"/>
+      </w:pPr>
+      <w:r>
+        <w:rPr>
+          <w:rFonts w:ascii="Consolas" w:eastAsia="Consolas" w:hAnsi="Consolas" w:cs="Consolas"/>
+          <w:sz w:val="17"/>
+        </w:rPr>
+        <w:t xml:space="preserve">    appModeBadge.classList.add("prod");</w:t>
+      </w:r>
+    </w:p>
+    <w:p>
+      <w:pPr>
+        <w:pBdr>
+          <w:left w:val="single" w:sz="12" w:space="6" w:color="B7C3D4"/>
+        </w:pBdr>
+        <w:shd w:val="clear" w:color="auto" w:fill="F2F4F7"/>
+        <w:spacing w:line="250" w:lineRule="auto"/>
+        <w:ind w:left="180" w:right="180"/>
+      </w:pPr>
+      <w:r>
+        <w:rPr>
+          <w:rFonts w:ascii="Consolas" w:eastAsia="Consolas" w:hAnsi="Consolas" w:cs="Consolas"/>
+          <w:sz w:val="17"/>
+        </w:rPr>
+        <w:t xml:space="preserve">} else {</w:t>
+      </w:r>
+    </w:p>
+    <w:p>
+      <w:pPr>
+        <w:pBdr>
+          <w:left w:val="single" w:sz="12" w:space="6" w:color="B7C3D4"/>
+        </w:pBdr>
+        <w:shd w:val="clear" w:color="auto" w:fill="F2F4F7"/>
+        <w:spacing w:line="250" w:lineRule="auto"/>
+        <w:ind w:left="180" w:right="180"/>
+      </w:pPr>
+      <w:r>
+        <w:rPr>
+          <w:rFonts w:ascii="Consolas" w:eastAsia="Consolas" w:hAnsi="Consolas" w:cs="Consolas"/>
+          <w:sz w:val="17"/>
+        </w:rPr>
+        <w:t xml:space="preserve">    appModeBadge.classList.add("test");</w:t>
+      </w:r>
+    </w:p>
+    <w:p>
+      <w:pPr>
+        <w:pBdr>
+          <w:left w:val="single" w:sz="12" w:space="6" w:color="B7C3D4"/>
+        </w:pBdr>
+        <w:shd w:val="clear" w:color="auto" w:fill="F2F4F7"/>
+        <w:spacing w:after="160" w:line="250" w:lineRule="auto"/>
+        <w:ind w:left="180" w:right="180"/>
+      </w:pPr>
+      <w:r>
+        <w:rPr>
+          <w:rFonts w:ascii="Consolas" w:eastAsia="Consolas" w:hAnsi="Consolas" w:cs="Consolas"/>
+          <w:sz w:val="17"/>
+        </w:rPr>
+        <w:t xml:space="preserve">}</w:t>
+      </w:r>
+    </w:p>
+    <w:p>
+      <w:pPr>
+        <w:pageBreakBefore/>
+        <w:spacing w:before="140"/>
+      </w:pPr>
+      <w:r>
+        <w:rPr>
+          <w:b/>
+          <w:color w:val="666666"/>
+          <w:sz w:val="17"/>
+        </w:rPr>
+        <w:t xml:space="preserve">▶ </w:t>
+      </w:r>
+      <w:r>
+        <w:rPr>
+          <w:b/>
+          <w:color w:val="666666"/>
+          <w:sz w:val="17"/>
+        </w:rPr>
+        <w:t xml:space="preserve">src/style.css — h1 규칙 아래에</w:t>
+      </w:r>
+    </w:p>
+    <w:p>
+      <w:pPr>
+        <w:pBdr>
+          <w:left w:val="single" w:sz="12" w:space="6" w:color="B7C3D4"/>
+        </w:pBdr>
+        <w:shd w:val="clear" w:color="auto" w:fill="F2F4F7"/>
+        <w:spacing w:before="60" w:line="250" w:lineRule="auto"/>
+        <w:ind w:left="180" w:right="180"/>
+      </w:pPr>
+      <w:r>
+        <w:rPr>
+          <w:rFonts w:ascii="Consolas" w:eastAsia="Consolas" w:hAnsi="Consolas" w:cs="Consolas"/>
+          <w:sz w:val="17"/>
+        </w:rPr>
+        <w:t xml:space="preserve">/* 제목 옆에 붙는 모드 표시(TEST / PROD) */</w:t>
+      </w:r>
+    </w:p>
+    <w:p>
+      <w:pPr>
+        <w:pBdr>
+          <w:left w:val="single" w:sz="12" w:space="6" w:color="B7C3D4"/>
+        </w:pBdr>
+        <w:shd w:val="clear" w:color="auto" w:fill="F2F4F7"/>
+        <w:spacing w:line="250" w:lineRule="auto"/>
+        <w:ind w:left="180" w:right="180"/>
+      </w:pPr>
+      <w:r>
+        <w:rPr>
+          <w:rFonts w:ascii="Consolas" w:eastAsia="Consolas" w:hAnsi="Consolas" w:cs="Consolas"/>
+          <w:sz w:val="17"/>
+        </w:rPr>
+        <w:t xml:space="preserve">.app-mode {</w:t>
+      </w:r>
+    </w:p>
+    <w:p>
+      <w:pPr>
+        <w:pBdr>
+          <w:left w:val="single" w:sz="12" w:space="6" w:color="B7C3D4"/>
+        </w:pBdr>
+        <w:shd w:val="clear" w:color="auto" w:fill="F2F4F7"/>
+        <w:spacing w:line="250" w:lineRule="auto"/>
+        <w:ind w:left="180" w:right="180"/>
+      </w:pPr>
+      <w:r>
+        <w:rPr>
+          <w:rFonts w:ascii="Consolas" w:eastAsia="Consolas" w:hAnsi="Consolas" w:cs="Consolas"/>
+          <w:sz w:val="17"/>
+        </w:rPr>
+        <w:t xml:space="preserve">    font-size: 0.5em;</w:t>
+      </w:r>
+    </w:p>
+    <w:p>
+      <w:pPr>
+        <w:pBdr>
+          <w:left w:val="single" w:sz="12" w:space="6" w:color="B7C3D4"/>
+        </w:pBdr>
+        <w:shd w:val="clear" w:color="auto" w:fill="F2F4F7"/>
+        <w:spacing w:line="250" w:lineRule="auto"/>
+        <w:ind w:left="180" w:right="180"/>
+      </w:pPr>
+      <w:r>
+        <w:rPr>
+          <w:rFonts w:ascii="Consolas" w:eastAsia="Consolas" w:hAnsi="Consolas" w:cs="Consolas"/>
+          <w:sz w:val="17"/>
+        </w:rPr>
+        <w:t xml:space="preserve">    /* 제목보다 훨씬 작게 — em 은 부모 글자 크기의 배수다 */</w:t>
+      </w:r>
+    </w:p>
+    <w:p>
+      <w:pPr>
+        <w:pBdr>
+          <w:left w:val="single" w:sz="12" w:space="6" w:color="B7C3D4"/>
+        </w:pBdr>
+        <w:shd w:val="clear" w:color="auto" w:fill="F2F4F7"/>
+        <w:spacing w:line="250" w:lineRule="auto"/>
+        <w:ind w:left="180" w:right="180"/>
+      </w:pPr>
+      <w:r>
+        <w:rPr>
+          <w:rFonts w:ascii="Consolas" w:eastAsia="Consolas" w:hAnsi="Consolas" w:cs="Consolas"/>
+          <w:sz w:val="17"/>
+        </w:rPr>
+        <w:t xml:space="preserve">    vertical-align: middle;</w:t>
+      </w:r>
+    </w:p>
+    <w:p>
+      <w:pPr>
+        <w:pBdr>
+          <w:left w:val="single" w:sz="12" w:space="6" w:color="B7C3D4"/>
+        </w:pBdr>
+        <w:shd w:val="clear" w:color="auto" w:fill="F2F4F7"/>
+        <w:spacing w:line="250" w:lineRule="auto"/>
+        <w:ind w:left="180" w:right="180"/>
+      </w:pPr>
+      <w:r>
+        <w:rPr>
+          <w:rFonts w:ascii="Consolas" w:eastAsia="Consolas" w:hAnsi="Consolas" w:cs="Consolas"/>
+          <w:sz w:val="17"/>
+        </w:rPr>
+        <w:t xml:space="preserve">    /* 제목 글자의 가운데 높이에 맞춘다 */</w:t>
+      </w:r>
+    </w:p>
+    <w:p>
+      <w:pPr>
+        <w:pBdr>
+          <w:left w:val="single" w:sz="12" w:space="6" w:color="B7C3D4"/>
+        </w:pBdr>
+        <w:shd w:val="clear" w:color="auto" w:fill="F2F4F7"/>
+        <w:spacing w:line="250" w:lineRule="auto"/>
+        <w:ind w:left="180" w:right="180"/>
+      </w:pPr>
+      <w:r>
+        <w:rPr>
+          <w:rFonts w:ascii="Consolas" w:eastAsia="Consolas" w:hAnsi="Consolas" w:cs="Consolas"/>
+          <w:sz w:val="17"/>
+        </w:rPr>
+        <w:t xml:space="preserve">    padding: 3px 10px;</w:t>
+      </w:r>
+    </w:p>
+    <w:p>
+      <w:pPr>
+        <w:pBdr>
+          <w:left w:val="single" w:sz="12" w:space="6" w:color="B7C3D4"/>
+        </w:pBdr>
+        <w:shd w:val="clear" w:color="auto" w:fill="F2F4F7"/>
+        <w:spacing w:line="250" w:lineRule="auto"/>
+        <w:ind w:left="180" w:right="180"/>
+      </w:pPr>
+      <w:r>
+        <w:rPr>
+          <w:rFonts w:ascii="Consolas" w:eastAsia="Consolas" w:hAnsi="Consolas" w:cs="Consolas"/>
+          <w:sz w:val="17"/>
+        </w:rPr>
+        <w:t xml:space="preserve">    border-radius: 12px;</w:t>
+      </w:r>
+    </w:p>
+    <w:p>
+      <w:pPr>
+        <w:pBdr>
+          <w:left w:val="single" w:sz="12" w:space="6" w:color="B7C3D4"/>
+        </w:pBdr>
+        <w:shd w:val="clear" w:color="auto" w:fill="F2F4F7"/>
+        <w:spacing w:line="250" w:lineRule="auto"/>
+        <w:ind w:left="180" w:right="180"/>
+      </w:pPr>
+      <w:r>
+        <w:rPr>
+          <w:rFonts w:ascii="Consolas" w:eastAsia="Consolas" w:hAnsi="Consolas" w:cs="Consolas"/>
+          <w:sz w:val="17"/>
+        </w:rPr>
+        <w:t xml:space="preserve">    color: white;</w:t>
+      </w:r>
+    </w:p>
+    <w:p>
+      <w:pPr>
+        <w:pBdr>
+          <w:left w:val="single" w:sz="12" w:space="6" w:color="B7C3D4"/>
+        </w:pBdr>
+        <w:shd w:val="clear" w:color="auto" w:fill="F2F4F7"/>
+        <w:spacing w:line="250" w:lineRule="auto"/>
+        <w:ind w:left="180" w:right="180"/>
+      </w:pPr>
+      <w:r>
+        <w:rPr>
+          <w:rFonts w:ascii="Consolas" w:eastAsia="Consolas" w:hAnsi="Consolas" w:cs="Consolas"/>
+          <w:sz w:val="17"/>
+        </w:rPr>
+        <w:t xml:space="preserve">    letter-spacing: 1px;</w:t>
+      </w:r>
+    </w:p>
+    <w:p>
+      <w:pPr>
+        <w:pBdr>
+          <w:left w:val="single" w:sz="12" w:space="6" w:color="B7C3D4"/>
+        </w:pBdr>
+        <w:shd w:val="clear" w:color="auto" w:fill="F2F4F7"/>
+        <w:spacing w:line="250" w:lineRule="auto"/>
+        <w:ind w:left="180" w:right="180"/>
+      </w:pPr>
+      <w:r>
+        <w:rPr>
+          <w:rFonts w:ascii="Consolas" w:eastAsia="Consolas" w:hAnsi="Consolas" w:cs="Consolas"/>
+          <w:sz w:val="17"/>
+        </w:rPr>
+        <w:t xml:space="preserve">}</w:t>
+      </w:r>
+    </w:p>
+    <w:p>
+      <w:pPr>
+        <w:pBdr>
+          <w:left w:val="single" w:sz="12" w:space="6" w:color="B7C3D4"/>
+        </w:pBdr>
+        <w:shd w:val="clear" w:color="auto" w:fill="F2F4F7"/>
+        <w:spacing w:line="250" w:lineRule="auto"/>
+        <w:ind w:left="180" w:right="180"/>
+      </w:pPr>
+      <w:r>
+        <w:rPr>
+          <w:rFonts w:ascii="Consolas" w:eastAsia="Consolas" w:hAnsi="Consolas" w:cs="Consolas"/>
+          <w:sz w:val="17"/>
+        </w:rPr>
+        <w:t xml:space="preserve"> </w:t>
+      </w:r>
+    </w:p>
+    <w:p>
+      <w:pPr>
+        <w:pBdr>
+          <w:left w:val="single" w:sz="12" w:space="6" w:color="B7C3D4"/>
+        </w:pBdr>
+        <w:shd w:val="clear" w:color="auto" w:fill="F2F4F7"/>
+        <w:spacing w:line="250" w:lineRule="auto"/>
+        <w:ind w:left="180" w:right="180"/>
+      </w:pPr>
+      <w:r>
+        <w:rPr>
+          <w:rFonts w:ascii="Consolas" w:eastAsia="Consolas" w:hAnsi="Consolas" w:cs="Consolas"/>
+          <w:sz w:val="17"/>
+        </w:rPr>
+        <w:t xml:space="preserve">/* 개발 모드 — 눈에 띄지 않는 회색 */</w:t>
+      </w:r>
+    </w:p>
+    <w:p>
+      <w:pPr>
+        <w:pBdr>
+          <w:left w:val="single" w:sz="12" w:space="6" w:color="B7C3D4"/>
+        </w:pBdr>
+        <w:shd w:val="clear" w:color="auto" w:fill="F2F4F7"/>
+        <w:spacing w:line="250" w:lineRule="auto"/>
+        <w:ind w:left="180" w:right="180"/>
+      </w:pPr>
+      <w:r>
+        <w:rPr>
+          <w:rFonts w:ascii="Consolas" w:eastAsia="Consolas" w:hAnsi="Consolas" w:cs="Consolas"/>
+          <w:sz w:val="17"/>
+        </w:rPr>
+        <w:t xml:space="preserve">.app-mode.test {</w:t>
+      </w:r>
+    </w:p>
+    <w:p>
+      <w:pPr>
+        <w:pBdr>
+          <w:left w:val="single" w:sz="12" w:space="6" w:color="B7C3D4"/>
+        </w:pBdr>
+        <w:shd w:val="clear" w:color="auto" w:fill="F2F4F7"/>
+        <w:spacing w:line="250" w:lineRule="auto"/>
+        <w:ind w:left="180" w:right="180"/>
+      </w:pPr>
+      <w:r>
+        <w:rPr>
+          <w:rFonts w:ascii="Consolas" w:eastAsia="Consolas" w:hAnsi="Consolas" w:cs="Consolas"/>
+          <w:sz w:val="17"/>
+        </w:rPr>
+        <w:t xml:space="preserve">    background-color: #6c757d;</w:t>
+      </w:r>
+    </w:p>
+    <w:p>
+      <w:pPr>
+        <w:pBdr>
+          <w:left w:val="single" w:sz="12" w:space="6" w:color="B7C3D4"/>
+        </w:pBdr>
+        <w:shd w:val="clear" w:color="auto" w:fill="F2F4F7"/>
+        <w:spacing w:line="250" w:lineRule="auto"/>
+        <w:ind w:left="180" w:right="180"/>
+      </w:pPr>
+      <w:r>
+        <w:rPr>
+          <w:rFonts w:ascii="Consolas" w:eastAsia="Consolas" w:hAnsi="Consolas" w:cs="Consolas"/>
+          <w:sz w:val="17"/>
+        </w:rPr>
+        <w:t xml:space="preserve">}</w:t>
+      </w:r>
+    </w:p>
+    <w:p>
+      <w:pPr>
+        <w:pBdr>
+          <w:left w:val="single" w:sz="12" w:space="6" w:color="B7C3D4"/>
+        </w:pBdr>
+        <w:shd w:val="clear" w:color="auto" w:fill="F2F4F7"/>
+        <w:spacing w:line="250" w:lineRule="auto"/>
+        <w:ind w:left="180" w:right="180"/>
+      </w:pPr>
+      <w:r>
+        <w:rPr>
+          <w:rFonts w:ascii="Consolas" w:eastAsia="Consolas" w:hAnsi="Consolas" w:cs="Consolas"/>
+          <w:sz w:val="17"/>
+        </w:rPr>
+        <w:t xml:space="preserve"> </w:t>
+      </w:r>
+    </w:p>
+    <w:p>
+      <w:pPr>
+        <w:pBdr>
+          <w:left w:val="single" w:sz="12" w:space="6" w:color="B7C3D4"/>
+        </w:pBdr>
+        <w:shd w:val="clear" w:color="auto" w:fill="F2F4F7"/>
+        <w:spacing w:line="250" w:lineRule="auto"/>
+        <w:ind w:left="180" w:right="180"/>
+      </w:pPr>
+      <w:r>
+        <w:rPr>
+          <w:rFonts w:ascii="Consolas" w:eastAsia="Consolas" w:hAnsi="Consolas" w:cs="Consolas"/>
+          <w:sz w:val="17"/>
+        </w:rPr>
+        <w:t xml:space="preserve">/* 운영 모드 — 실수로 운영을 건드리지 않도록 빨간색 */</w:t>
+      </w:r>
+    </w:p>
+    <w:p>
+      <w:pPr>
+        <w:pBdr>
+          <w:left w:val="single" w:sz="12" w:space="6" w:color="B7C3D4"/>
+        </w:pBdr>
+        <w:shd w:val="clear" w:color="auto" w:fill="F2F4F7"/>
+        <w:spacing w:line="250" w:lineRule="auto"/>
+        <w:ind w:left="180" w:right="180"/>
+      </w:pPr>
+      <w:r>
+        <w:rPr>
+          <w:rFonts w:ascii="Consolas" w:eastAsia="Consolas" w:hAnsi="Consolas" w:cs="Consolas"/>
+          <w:sz w:val="17"/>
+        </w:rPr>
+        <w:t xml:space="preserve">.app-mode.prod {</w:t>
+      </w:r>
+    </w:p>
+    <w:p>
+      <w:pPr>
+        <w:pBdr>
+          <w:left w:val="single" w:sz="12" w:space="6" w:color="B7C3D4"/>
+        </w:pBdr>
+        <w:shd w:val="clear" w:color="auto" w:fill="F2F4F7"/>
+        <w:spacing w:line="250" w:lineRule="auto"/>
+        <w:ind w:left="180" w:right="180"/>
+      </w:pPr>
+      <w:r>
+        <w:rPr>
+          <w:rFonts w:ascii="Consolas" w:eastAsia="Consolas" w:hAnsi="Consolas" w:cs="Consolas"/>
+          <w:sz w:val="17"/>
+        </w:rPr>
+        <w:t xml:space="preserve">    background-color: #dc3545;</w:t>
+      </w:r>
+    </w:p>
+    <w:p>
+      <w:pPr>
+        <w:pBdr>
+          <w:left w:val="single" w:sz="12" w:space="6" w:color="B7C3D4"/>
+        </w:pBdr>
+        <w:shd w:val="clear" w:color="auto" w:fill="F2F4F7"/>
+        <w:spacing w:after="160" w:line="250" w:lineRule="auto"/>
+        <w:ind w:left="180" w:right="180"/>
+      </w:pPr>
+      <w:r>
+        <w:rPr>
+          <w:rFonts w:ascii="Consolas" w:eastAsia="Consolas" w:hAnsi="Consolas" w:cs="Consolas"/>
+          <w:sz w:val="17"/>
+        </w:rPr>
+        <w:t xml:space="preserve">}</w:t>
+      </w:r>
+    </w:p>
+    <w:p>
+      <w:pPr>
+        <w:spacing w:after="80"/>
+      </w:pPr>
+      <w:r>
+        <w:t>npm run dev 로 열면 제목 옆에 회색 TEST 가 붙습니다. 실습 4-12 에서 npm run build 로 만든 결과를 npm run preview 로 열면 빨간 PROD 로 바뀝니다. 코드는 한 줄도 고치지 않았는데 값이 달라지는 것 — 이것이 .env 를 둘로 나눠 둔 이유입니다.</w:t>
+      </w:r>
+    </w:p>
+    <w:p>
+      <w:pPr>
+        <w:pBdr>
+          <w:left w:val="single" w:sz="20" w:space="8" w:color="E8A33D"/>
+        </w:pBdr>
+        <w:shd w:val="clear" w:color="auto" w:fill="FFF4E5"/>
+        <w:spacing w:before="160" w:after="160" w:line="290" w:lineRule="auto"/>
+        <w:ind w:left="150" w:right="150"/>
+      </w:pPr>
+      <w:r>
+        <w:rPr>
+          <w:b/>
+          <w:color w:val="9C5700"/>
+          <w:sz w:val="19"/>
+        </w:rPr>
+        <w:t xml:space="preserve">■ 알아두기   </w:t>
+      </w:r>
+      <w:r>
+        <w:rPr>
+          <w:color w:val="333333"/>
+          <w:sz w:val="19"/>
+        </w:rPr>
+        <w:t>VITE_ 로 시작하지 않는 변수는 브라우저 코드로 넘어가지 않습니다. Vite 가 일부러 막아 둔 것입니다. VITE_ 를 붙이는 순간 그 값은 빌드 결과에 그대로 박혀 누구나 볼 수 있기 때문입니다. 서버 비밀번호나 API 키에는 절대 VITE_ 를 붙이면 안 됩니다. VITE_MODE 처럼 숨길 필요가 없는 값만 붙입니다.</w:t>
+      </w:r>
+    </w:p>
+    <w:p>
+      <w:pPr>
+        <w:pBdr>
+          <w:left w:val="single" w:sz="20" w:space="8" w:color="E8A33D"/>
+        </w:pBdr>
+        <w:shd w:val="clear" w:color="auto" w:fill="FFF4E5"/>
+        <w:spacing w:before="160" w:after="160" w:line="290" w:lineRule="auto"/>
+        <w:ind w:left="150" w:right="150"/>
+      </w:pPr>
+      <w:r>
+        <w:rPr>
+          <w:b/>
+          <w:color w:val="9C5700"/>
+          <w:sz w:val="19"/>
+        </w:rPr>
+        <w:t xml:space="preserve">■ 알아두기   </w:t>
+      </w:r>
+      <w:r>
+        <w:rPr>
+          <w:color w:val="333333"/>
+          <w:sz w:val="19"/>
+        </w:rPr>
+        <w:t>기본값을 "TEST" 로 둔 데에도 이유가 있습니다. .env 를 깜빡했을 때 운영 화면에 TEST 가 뜨는 편이, 테스트 화면에 PROD 가 뜨는 것보다 안전합니다. 기본값은 "틀렸을 때 덜 위험한 쪽" 으로 정합니다.</w:t>
       </w:r>
     </w:p>
     <w:p>
@@ -5633,20 +6450,7 @@
         <w:rPr/>
       </w:pPr>
       <w:r>
-        <w:rPr>
-          <w:b w:val="1"/>
-          <w:bCs w:val="1"/>
-          <w:color w:val="333333"/>
-          <w:sz w:val="21"/>
-          <w:szCs w:val="21"/>
-          <w:rtl w:val="0"/>
-        </w:rPr>
-        <w:t xml:space="preserve">4) main.js 정리</w:t>
-      </w:r>
-      <w:r>
-        <w:rPr>
-          <w:rtl w:val="0"/>
-        </w:rPr>
+        <w:t xml:space="preserve">5) main.js 정리</w:t>
       </w:r>
     </w:p>
     <w:p>
@@ -5700,21 +6504,17 @@
     <w:p>
       <w:pPr>
         <w:pBdr>
-          <w:left w:color="2e75b6" w:space="8" w:sz="20" w:val="single"/>
-        </w:pBdr>
-        <w:shd w:fill="e5f0f8" w:val="clear"/>
-        <w:spacing w:after="40" w:before="160" w:line="290" w:lineRule="auto"/>
-        <w:ind w:left="150" w:right="150" w:firstLine="0"/>
-        <w:rPr/>
-      </w:pPr>
-      <w:r>
-        <w:rPr>
-          <w:b w:val="1"/>
-          <w:bCs w:val="1"/>
-          <w:color w:val="1f4e79"/>
+          <w:left w:val="single" w:sz="20" w:space="8" w:color="2E75B6"/>
+        </w:pBdr>
+        <w:shd w:val="clear" w:color="auto" w:fill="E5F0F8"/>
+        <w:spacing w:before="160" w:after="40" w:line="290" w:lineRule="auto"/>
+        <w:ind w:left="150" w:right="150"/>
+      </w:pPr>
+      <w:r>
+        <w:rPr>
+          <w:b/>
+          <w:color w:val="1F4E79"/>
           <w:sz w:val="19"/>
-          <w:szCs w:val="19"/>
-          <w:rtl w:val="0"/>
         </w:rPr>
         <w:t xml:space="preserve">■ 확인하기   </w:t>
       </w:r>
@@ -5722,40 +6522,42 @@
         <w:rPr>
           <w:color w:val="333333"/>
           <w:sz w:val="19"/>
-          <w:szCs w:val="19"/>
-          <w:rtl w:val="0"/>
-        </w:rPr>
-        <w:t xml:space="preserve">F12 → Console 에서 import.meta.env 를 확인하면 VITE_API_BASE_URL 이 보인다.</w:t>
-      </w:r>
-      <w:r>
-        <w:rPr>
-          <w:rtl w:val="0"/>
-        </w:rPr>
-      </w:r>
-    </w:p>
-    <w:p>
-      <w:pPr>
-        <w:pBdr>
-          <w:left w:color="2e75b6" w:space="8" w:sz="20" w:val="single"/>
-        </w:pBdr>
-        <w:shd w:fill="e5f0f8" w:val="clear"/>
-        <w:spacing w:after="160" w:line="290" w:lineRule="auto"/>
-        <w:ind w:left="150" w:right="150" w:firstLine="0"/>
-        <w:rPr/>
+        </w:rPr>
+        <w:t>F12 → Console 에서 import.meta.env 를 확인하면 VITE_API_BASE_URL 과 VITE_MODE 가 보인다.</w:t>
+      </w:r>
+    </w:p>
+    <w:p>
+      <w:pPr>
+        <w:pBdr>
+          <w:left w:val="single" w:sz="20" w:space="8" w:color="2E75B6"/>
+        </w:pBdr>
+        <w:shd w:val="clear" w:color="auto" w:fill="E5F0F8"/>
+        <w:spacing w:before="0" w:after="40" w:line="290" w:lineRule="auto"/>
+        <w:ind w:left="150" w:right="150"/>
       </w:pPr>
       <w:r>
         <w:rPr>
           <w:color w:val="333333"/>
           <w:sz w:val="19"/>
-          <w:szCs w:val="19"/>
-          <w:rtl w:val="0"/>
-        </w:rPr>
-        <w:t xml:space="preserve">Network 탭의 요청 주소가 http://localhost:8080/api/students 로 나간다.</w:t>
-      </w:r>
-      <w:r>
-        <w:rPr>
-          <w:rtl w:val="0"/>
-        </w:rPr>
+        </w:rPr>
+        <w:t>Network 탭의 요청 주소가 http://localhost:8080/api/students 로 나간다.</w:t>
+      </w:r>
+    </w:p>
+    <w:p>
+      <w:pPr>
+        <w:pBdr>
+          <w:left w:val="single" w:sz="20" w:space="8" w:color="2E75B6"/>
+        </w:pBdr>
+        <w:shd w:val="clear" w:color="auto" w:fill="E5F0F8"/>
+        <w:spacing w:before="0" w:after="160" w:line="290" w:lineRule="auto"/>
+        <w:ind w:left="150" w:right="150"/>
+      </w:pPr>
+      <w:r>
+        <w:rPr>
+          <w:color w:val="333333"/>
+          <w:sz w:val="19"/>
+        </w:rPr>
+        <w:t>제목 옆에 회색 TEST 배지가 붙어 있다.</w:t>
       </w:r>
     </w:p>
     <w:p>
@@ -36285,21 +37087,17 @@
     <w:p>
       <w:pPr>
         <w:pBdr>
-          <w:left w:color="2e75b6" w:space="8" w:sz="20" w:val="single"/>
-        </w:pBdr>
-        <w:shd w:fill="e5f0f8" w:val="clear"/>
-        <w:spacing w:after="40" w:before="160" w:line="290" w:lineRule="auto"/>
-        <w:ind w:left="150" w:right="150" w:firstLine="0"/>
-        <w:rPr/>
-      </w:pPr>
-      <w:r>
-        <w:rPr>
-          <w:b w:val="1"/>
-          <w:bCs w:val="1"/>
-          <w:color w:val="1f4e79"/>
+          <w:left w:val="single" w:sz="20" w:space="8" w:color="2E75B6"/>
+        </w:pBdr>
+        <w:shd w:val="clear" w:color="auto" w:fill="E5F0F8"/>
+        <w:spacing w:before="160" w:after="40" w:line="290" w:lineRule="auto"/>
+        <w:ind w:left="150" w:right="150"/>
+      </w:pPr>
+      <w:r>
+        <w:rPr>
+          <w:b/>
+          <w:color w:val="1F4E79"/>
           <w:sz w:val="19"/>
-          <w:szCs w:val="19"/>
-          <w:rtl w:val="0"/>
         </w:rPr>
         <w:t xml:space="preserve">■ 확인하기   </w:t>
       </w:r>
@@ -36307,65 +37105,59 @@
         <w:rPr>
           <w:color w:val="333333"/>
           <w:sz w:val="19"/>
-          <w:szCs w:val="19"/>
-          <w:rtl w:val="0"/>
-        </w:rPr>
-        <w:t xml:space="preserve">dist 폴더가 만들어졌다.</w:t>
-      </w:r>
-      <w:r>
-        <w:rPr>
-          <w:rtl w:val="0"/>
-        </w:rPr>
-      </w:r>
-    </w:p>
-    <w:p>
-      <w:pPr>
-        <w:pBdr>
-          <w:left w:color="2e75b6" w:space="8" w:sz="20" w:val="single"/>
-        </w:pBdr>
-        <w:shd w:fill="e5f0f8" w:val="clear"/>
-        <w:spacing w:after="40" w:line="290" w:lineRule="auto"/>
-        <w:ind w:left="150" w:right="150" w:firstLine="0"/>
-        <w:rPr/>
+        </w:rPr>
+        <w:t>dist 폴더가 만들어졌다.</w:t>
+      </w:r>
+    </w:p>
+    <w:p>
+      <w:pPr>
+        <w:pBdr>
+          <w:left w:val="single" w:sz="20" w:space="8" w:color="2E75B6"/>
+        </w:pBdr>
+        <w:shd w:val="clear" w:color="auto" w:fill="E5F0F8"/>
+        <w:spacing w:before="0" w:after="40" w:line="290" w:lineRule="auto"/>
+        <w:ind w:left="150" w:right="150"/>
       </w:pPr>
       <w:r>
         <w:rPr>
           <w:color w:val="333333"/>
           <w:sz w:val="19"/>
-          <w:szCs w:val="19"/>
-          <w:rtl w:val="0"/>
-        </w:rPr>
-        <w:t xml:space="preserve">npm run preview 로 열면 개발 서버 없이도 앱이 동작한다.</w:t>
-      </w:r>
-      <w:r>
-        <w:rPr>
-          <w:rtl w:val="0"/>
-        </w:rPr>
-      </w:r>
-    </w:p>
-    <w:p>
-      <w:pPr>
-        <w:pBdr>
-          <w:left w:color="2e75b6" w:space="8" w:sz="20" w:val="single"/>
-        </w:pBdr>
-        <w:shd w:fill="e5f0f8" w:val="clear"/>
-        <w:spacing w:after="160" w:line="290" w:lineRule="auto"/>
-        <w:ind w:left="150" w:right="150" w:firstLine="0"/>
-        <w:rPr/>
+        </w:rPr>
+        <w:t>npm run preview 로 열면 개발 서버 없이도 앱이 동작한다.</w:t>
+      </w:r>
+    </w:p>
+    <w:p>
+      <w:pPr>
+        <w:pBdr>
+          <w:left w:val="single" w:sz="20" w:space="8" w:color="2E75B6"/>
+        </w:pBdr>
+        <w:shd w:val="clear" w:color="auto" w:fill="E5F0F8"/>
+        <w:spacing w:before="0" w:after="40" w:line="290" w:lineRule="auto"/>
+        <w:ind w:left="150" w:right="150"/>
       </w:pPr>
       <w:r>
         <w:rPr>
           <w:color w:val="333333"/>
           <w:sz w:val="19"/>
-          <w:szCs w:val="19"/>
-          <w:rtl w:val="0"/>
-        </w:rPr>
-        <w:t xml:space="preserve">dist 안의 js 파일에 .env.production 의 주소가 들어 있다.</w:t>
-      </w:r>
-      <w:r>
-        <w:rPr>
-          <w:rtl w:val="0"/>
-        </w:rPr>
+        </w:rPr>
+        <w:t>dist 안의 js 파일에 .env.production 의 주소가 들어 있다.</w:t>
+      </w:r>
+    </w:p>
+    <w:p>
+      <w:pPr>
+        <w:pBdr>
+          <w:left w:val="single" w:sz="20" w:space="8" w:color="2E75B6"/>
+        </w:pBdr>
+        <w:shd w:val="clear" w:color="auto" w:fill="E5F0F8"/>
+        <w:spacing w:before="0" w:after="160" w:line="290" w:lineRule="auto"/>
+        <w:ind w:left="150" w:right="150"/>
+      </w:pPr>
+      <w:r>
+        <w:rPr>
+          <w:color w:val="333333"/>
+          <w:sz w:val="19"/>
+        </w:rPr>
+        <w:t>제목 옆의 배지가 회색 TEST 가 아니라 빨간 PROD 로 바뀐다.</w:t>
       </w:r>
     </w:p>
     <w:p>

--- a/docs/05_ECMAScript_실습_단계별_forStudent.docx
+++ b/docs/05_ECMAScript_실습_단계별_forStudent.docx
@@ -6383,6 +6383,191 @@
           <w:sz w:val="17"/>
         </w:rPr>
         <w:t xml:space="preserve">}</w:t>
+      </w:r>
+    </w:p>
+    <w:p>
+      <w:pPr>
+        <w:spacing w:after="80"/>
+      </w:pPr>
+      <w:r>
+        <w:t>여기서 공백 하나가 두 가지 뜻으로 쓰입니다. 헷갈리기 쉬우니 짚고 넘어갑니다.</w:t>
+      </w:r>
+    </w:p>
+    <w:p>
+      <w:pPr>
+        <w:pBdr>
+          <w:left w:val="single" w:sz="12" w:space="6" w:color="B7C3D4"/>
+        </w:pBdr>
+        <w:shd w:val="clear" w:color="auto" w:fill="F2F4F7"/>
+        <w:spacing w:before="60" w:line="250" w:lineRule="auto"/>
+        <w:ind w:left="180" w:right="180"/>
+      </w:pPr>
+      <w:r>
+        <w:rPr>
+          <w:rFonts w:ascii="Consolas" w:eastAsia="Consolas" w:hAnsi="Consolas" w:cs="Consolas"/>
+          <w:sz w:val="17"/>
+        </w:rPr>
+        <w:t xml:space="preserve">class="app-mode test"    공백 = 클래스 구분자. 클래스를 둘 붙인다</w:t>
+      </w:r>
+    </w:p>
+    <w:p>
+      <w:pPr>
+        <w:pBdr>
+          <w:left w:val="single" w:sz="12" w:space="6" w:color="B7C3D4"/>
+        </w:pBdr>
+        <w:shd w:val="clear" w:color="auto" w:fill="F2F4F7"/>
+        <w:spacing w:line="250" w:lineRule="auto"/>
+        <w:ind w:left="180" w:right="180"/>
+      </w:pPr>
+      <w:r>
+        <w:rPr>
+          <w:rFonts w:ascii="Consolas" w:eastAsia="Consolas" w:hAnsi="Consolas" w:cs="Consolas"/>
+          <w:sz w:val="17"/>
+        </w:rPr>
+        <w:t xml:space="preserve">                         (app-mode 와 test 를 함께 가진 span 이 된다)</w:t>
+      </w:r>
+    </w:p>
+    <w:p>
+      <w:pPr>
+        <w:pBdr>
+          <w:left w:val="single" w:sz="12" w:space="6" w:color="B7C3D4"/>
+        </w:pBdr>
+        <w:shd w:val="clear" w:color="auto" w:fill="F2F4F7"/>
+        <w:spacing w:line="250" w:lineRule="auto"/>
+        <w:ind w:left="180" w:right="180"/>
+      </w:pPr>
+      <w:r>
+        <w:rPr>
+          <w:rFonts w:ascii="Consolas" w:eastAsia="Consolas" w:hAnsi="Consolas" w:cs="Consolas"/>
+          <w:sz w:val="17"/>
+        </w:rPr>
+        <w:t xml:space="preserve"> </w:t>
+      </w:r>
+    </w:p>
+    <w:p>
+      <w:pPr>
+        <w:pBdr>
+          <w:left w:val="single" w:sz="12" w:space="6" w:color="B7C3D4"/>
+        </w:pBdr>
+        <w:shd w:val="clear" w:color="auto" w:fill="F2F4F7"/>
+        <w:spacing w:line="250" w:lineRule="auto"/>
+        <w:ind w:left="180" w:right="180"/>
+      </w:pPr>
+      <w:r>
+        <w:rPr>
+          <w:rFonts w:ascii="Consolas" w:eastAsia="Consolas" w:hAnsi="Consolas" w:cs="Consolas"/>
+          <w:sz w:val="17"/>
+        </w:rPr>
+        <w:t xml:space="preserve">.app-mode.test           붙여 씀 = 두 클래스를 모두 가진 요소</w:t>
+      </w:r>
+    </w:p>
+    <w:p>
+      <w:pPr>
+        <w:pBdr>
+          <w:left w:val="single" w:sz="12" w:space="6" w:color="B7C3D4"/>
+        </w:pBdr>
+        <w:shd w:val="clear" w:color="auto" w:fill="F2F4F7"/>
+        <w:spacing w:line="250" w:lineRule="auto"/>
+        <w:ind w:left="180" w:right="180"/>
+      </w:pPr>
+      <w:r>
+        <w:rPr>
+          <w:rFonts w:ascii="Consolas" w:eastAsia="Consolas" w:hAnsi="Consolas" w:cs="Consolas"/>
+          <w:sz w:val="17"/>
+        </w:rPr>
+        <w:t xml:space="preserve">                         → 위 span 에 걸린다</w:t>
+      </w:r>
+    </w:p>
+    <w:p>
+      <w:pPr>
+        <w:pBdr>
+          <w:left w:val="single" w:sz="12" w:space="6" w:color="B7C3D4"/>
+        </w:pBdr>
+        <w:shd w:val="clear" w:color="auto" w:fill="F2F4F7"/>
+        <w:spacing w:line="250" w:lineRule="auto"/>
+        <w:ind w:left="180" w:right="180"/>
+      </w:pPr>
+      <w:r>
+        <w:rPr>
+          <w:rFonts w:ascii="Consolas" w:eastAsia="Consolas" w:hAnsi="Consolas" w:cs="Consolas"/>
+          <w:sz w:val="17"/>
+        </w:rPr>
+        <w:t xml:space="preserve"> </w:t>
+      </w:r>
+    </w:p>
+    <w:p>
+      <w:pPr>
+        <w:pBdr>
+          <w:left w:val="single" w:sz="12" w:space="6" w:color="B7C3D4"/>
+        </w:pBdr>
+        <w:shd w:val="clear" w:color="auto" w:fill="F2F4F7"/>
+        <w:spacing w:line="250" w:lineRule="auto"/>
+        <w:ind w:left="180" w:right="180"/>
+      </w:pPr>
+      <w:r>
+        <w:rPr>
+          <w:rFonts w:ascii="Consolas" w:eastAsia="Consolas" w:hAnsi="Consolas" w:cs="Consolas"/>
+          <w:sz w:val="17"/>
+        </w:rPr>
+        <w:t xml:space="preserve">.app-mode .test          띄어 씀 = .app-mode 안에 들어 있는 .test</w:t>
+      </w:r>
+    </w:p>
+    <w:p>
+      <w:pPr>
+        <w:pBdr>
+          <w:left w:val="single" w:sz="12" w:space="6" w:color="B7C3D4"/>
+        </w:pBdr>
+        <w:shd w:val="clear" w:color="auto" w:fill="F2F4F7"/>
+        <w:spacing w:after="160" w:line="250" w:lineRule="auto"/>
+        <w:ind w:left="180" w:right="180"/>
+      </w:pPr>
+      <w:r>
+        <w:rPr>
+          <w:rFonts w:ascii="Consolas" w:eastAsia="Consolas" w:hAnsi="Consolas" w:cs="Consolas"/>
+          <w:sz w:val="17"/>
+        </w:rPr>
+        <w:t xml:space="preserve">                         → 위 span 에는 걸리지 않는다</w:t>
+      </w:r>
+    </w:p>
+    <w:p>
+      <w:pPr>
+        <w:spacing w:after="80"/>
+      </w:pPr>
+      <w:r>
+        <w:t>class 속성에는 원래 클래스를 여러 개 적을 수 있고, 그 구분자가 공백입니다. 그래서 main.js 가 classList.add("test") 로 클래스를 하나 더 붙이면 class="app-mode test" 가 됩니다. 붙여 써서 "app-modetest" 가 되면 그런 이름의 클래스 하나가 되어 버립니다.</w:t>
+      </w:r>
+    </w:p>
+    <w:p>
+      <w:pPr>
+        <w:spacing w:after="80"/>
+      </w:pPr>
+      <w:r>
+        <w:t>선택자 쪽은 반대로 붙여 써야 "둘 다 가진 것" 이라는 뜻이 됩니다. 실수로 .app-mode .test 처럼 띄어 쓰면 자손 선택자가 되어, 배경색만 사라지고 오류는 나지 않습니다. 찾기 어려운 쪽이라 미리 알아 두세요.</w:t>
+      </w:r>
+    </w:p>
+    <w:p>
+      <w:pPr>
+        <w:pBdr>
+          <w:left w:val="single" w:sz="20" w:space="8" w:color="E8A33D"/>
+        </w:pBdr>
+        <w:shd w:val="clear" w:color="auto" w:fill="FFF4E5"/>
+        <w:spacing w:before="160" w:after="160" w:line="290" w:lineRule="auto"/>
+        <w:ind w:left="150" w:right="150"/>
+      </w:pPr>
+      <w:r>
+        <w:rPr>
+          <w:b/>
+          <w:color w:val="9C5700"/>
+          <w:sz w:val="19"/>
+        </w:rPr>
+        <w:t xml:space="preserve">■ 알아두기   </w:t>
+      </w:r>
+      <w:r>
+        <w:rPr>
+          <w:color w:val="333333"/>
+          <w:sz w:val="19"/>
+        </w:rPr>
+        <w:t>공백을 넣은 선택자가 틀린 것은 아닙니다. 쓸 자리가 다를 뿐입니다. 예를 들어 "머리말 안에 있을 때만" 처럼 위치를 조건으로 걸고 싶을 때는 일부러 띄어 씁니다. 붙여 쓰면 "한 요소가 두 클래스를 다 가졌는가", 띄어 쓰면 "어느 요소 안에 들어 있는가" 입니다.</w:t>
       </w:r>
     </w:p>
     <w:p>
